--- a/lessons/3-1/downloads/reveal/teacher/3.1-session-2-prerequisite-practice-b.docx
+++ b/lessons/3-1/downloads/reveal/teacher/3.1-session-2-prerequisite-practice-b.docx
@@ -15,10 +15,28 @@
         <w:rPr>
           <w:rFonts w:ascii="Avenir Next" w:hAnsi="Avenir Next" w:cs="Avenir Next" w:eastAsia="Avenir Next"/>
           <w:color w:val="1A1A1A"/>
+          <w:sz w:val="22"/>
+          <w:szCs w:val="20"/>
+        </w:rPr>
+        <w:t xml:space="preserve">Name</w:t>
+      </w:r>
+      <w:r>
+        <w:rPr>
+          <w:rFonts w:ascii="Avenir Next" w:hAnsi="Avenir Next" w:cs="Avenir Next" w:eastAsia="Avenir Next"/>
+          <w:color w:val="1A1A1A"/>
           <w:sz w:val="20"/>
           <w:szCs w:val="20"/>
         </w:rPr>
-        <w:t xml:space="preserve">Name</w:t>
+        <w:tab/>
+      </w:r>
+      <w:r>
+        <w:rPr>
+          <w:rFonts w:ascii="Avenir Next" w:hAnsi="Avenir Next" w:cs="Avenir Next" w:eastAsia="Avenir Next"/>
+          <w:color w:val="1A1A1A"/>
+          <w:sz w:val="22"/>
+          <w:szCs w:val="20"/>
+        </w:rPr>
+        <w:t xml:space="preserve">   Date</w:t>
       </w:r>
       <w:r>
         <w:rPr>
@@ -33,25 +51,7 @@
         <w:rPr>
           <w:rFonts w:ascii="Avenir Next" w:hAnsi="Avenir Next" w:cs="Avenir Next" w:eastAsia="Avenir Next"/>
           <w:color w:val="1A1A1A"/>
-          <w:sz w:val="20"/>
-          <w:szCs w:val="20"/>
-        </w:rPr>
-        <w:t xml:space="preserve">   Date</w:t>
-      </w:r>
-      <w:r>
-        <w:rPr>
-          <w:rFonts w:ascii="Avenir Next" w:hAnsi="Avenir Next" w:cs="Avenir Next" w:eastAsia="Avenir Next"/>
-          <w:color w:val="1A1A1A"/>
-          <w:sz w:val="20"/>
-          <w:szCs w:val="20"/>
-        </w:rPr>
-        <w:tab/>
-      </w:r>
-      <w:r>
-        <w:rPr>
-          <w:rFonts w:ascii="Avenir Next" w:hAnsi="Avenir Next" w:cs="Avenir Next" w:eastAsia="Avenir Next"/>
-          <w:color w:val="1A1A1A"/>
-          <w:sz w:val="20"/>
+          <w:sz w:val="22"/>
           <w:szCs w:val="20"/>
         </w:rPr>
         <w:t xml:space="preserve">   Period</w:t>
@@ -78,7 +78,7 @@
           <w:caps/>
           <w:color w:val="003A70"/>
           <w:spacing w:val="12"/>
-          <w:sz w:val="19"/>
+          <w:sz w:val="22"/>
           <w:szCs w:val="19"/>
         </w:rPr>
         <w:t xml:space="preserve">Lesson 3-1  ·  Session 2  ·  Prerequisite Practice B  ·  Skill 1 of 2</w:t>
@@ -86,6 +86,7 @@
     </w:p>
     <w:p>
       <w:pPr>
+        <w:pStyle w:val="Heading1"/>
         <w:keepNext/>
         <w:spacing w:before="0" w:after="10" w:line="240" w:lineRule="auto"/>
       </w:pPr>
@@ -111,7 +112,7 @@
         <w:rPr>
           <w:rFonts w:ascii="Avenir Next" w:hAnsi="Avenir Next" w:cs="Avenir Next" w:eastAsia="Avenir Next"/>
           <w:color w:val="5A5F66"/>
-          <w:sz w:val="17"/>
+          <w:sz w:val="22"/>
           <w:szCs w:val="17"/>
         </w:rPr>
         <w:t xml:space="preserve">Builds on Grade 4 · 4.OA.A.2</w:t>
@@ -154,6 +155,7 @@
           </w:tcPr>
           <w:p>
             <w:pPr>
+              <w:pStyle w:val="Heading2"/>
               <w:spacing w:before="0" w:after="0" w:line="252" w:lineRule="auto"/>
             </w:pPr>
             <w:r>
@@ -183,7 +185,7 @@
               <w:rPr>
                 <w:rFonts w:ascii="Avenir Next" w:hAnsi="Avenir Next" w:cs="Avenir Next" w:eastAsia="Avenir Next"/>
                 <w:color w:val="1A1A1A"/>
-                <w:sz w:val="20"/>
+                <w:sz w:val="22"/>
                 <w:szCs w:val="20"/>
               </w:rPr>
               <w:t xml:space="preserve">3 strawberries for every 2 bananas makes 5 boxes. With 20 fruits, each box is 4.</w:t>
@@ -203,6 +205,7 @@
           </w:tcPr>
           <w:p>
             <w:pPr>
+              <w:pStyle w:val="Heading2"/>
               <w:spacing w:before="0" w:after="0" w:line="252" w:lineRule="auto"/>
             </w:pPr>
             <w:r>
@@ -232,7 +235,7 @@
               <w:rPr>
                 <w:rFonts w:ascii="Avenir Next" w:hAnsi="Avenir Next" w:cs="Avenir Next" w:eastAsia="Avenir Next"/>
                 <w:color w:val="1A1A1A"/>
-                <w:sz w:val="20"/>
+                <w:sz w:val="22"/>
                 <w:szCs w:val="20"/>
               </w:rPr>
               <w:t xml:space="preserve">Read a tape diagram: boxes × the value of one box.  </w:t>
@@ -242,7 +245,7 @@
                 <w:rFonts w:ascii="Avenir Next" w:hAnsi="Avenir Next" w:cs="Avenir Next" w:eastAsia="Avenir Next"/>
                 <w:b/>
                 <w:color w:val="1A1A1A"/>
-                <w:sz w:val="20"/>
+                <w:sz w:val="22"/>
                 <w:szCs w:val="20"/>
               </w:rPr>
               <w:t xml:space="preserve">You will use it in Practice Form A, problems 2 and 4.</w:t>
@@ -253,6 +256,7 @@
     </w:tbl>
     <w:p>
       <w:pPr>
+        <w:pStyle w:val="Heading2"/>
         <w:keepNext/>
         <w:pBdr>
           <w:bottom w:val="single" w:sz="8" w:space="3" w:color="003A70"/>
@@ -268,7 +272,7 @@
           <w:b/>
           <w:color w:val="003A70"/>
           <w:spacing w:val="14"/>
-          <w:sz w:val="19"/>
+          <w:sz w:val="22"/>
           <w:szCs w:val="19"/>
         </w:rPr>
         <w:t xml:space="preserve">STEPS TO FOLLOW</w:t>
@@ -287,7 +291,7 @@
           <w:rFonts w:ascii="Avenir Next" w:hAnsi="Avenir Next" w:cs="Avenir Next" w:eastAsia="Avenir Next"/>
           <w:i/>
           <w:color w:val="5A5F66"/>
-          <w:sz w:val="17"/>
+          <w:sz w:val="22"/>
           <w:szCs w:val="17"/>
         </w:rPr>
         <w:t xml:space="preserve">use these same steps on every problem</w:t>
@@ -329,6 +333,7 @@
           </w:tcPr>
           <w:p>
             <w:pPr>
+              <w:pStyle w:val="Heading1"/>
               <w:spacing w:before="0" w:after="0" w:line="240" w:lineRule="auto"/>
               <w:jc w:val="center"/>
             </w:pPr>
@@ -358,7 +363,7 @@
                 <w:rFonts w:ascii="Avenir Next" w:hAnsi="Avenir Next" w:cs="Avenir Next" w:eastAsia="Avenir Next"/>
                 <w:b/>
                 <w:color w:val="1A1A1A"/>
-                <w:sz w:val="21"/>
+                <w:sz w:val="22"/>
                 <w:szCs w:val="21"/>
               </w:rPr>
               <w:t xml:space="preserve">Count</w:t>
@@ -367,7 +372,7 @@
               <w:rPr>
                 <w:rFonts w:ascii="Avenir Next" w:hAnsi="Avenir Next" w:cs="Avenir Next" w:eastAsia="Avenir Next"/>
                 <w:color w:val="1A1A1A"/>
-                <w:sz w:val="21"/>
+                <w:sz w:val="22"/>
                 <w:szCs w:val="21"/>
               </w:rPr>
               <w:t xml:space="preserve"> the boxes in each row.</w:t>
@@ -386,6 +391,7 @@
           </w:tcPr>
           <w:p>
             <w:pPr>
+              <w:pStyle w:val="Heading1"/>
               <w:spacing w:before="0" w:after="0" w:line="240" w:lineRule="auto"/>
               <w:jc w:val="center"/>
             </w:pPr>
@@ -414,7 +420,7 @@
               <w:rPr>
                 <w:rFonts w:ascii="Avenir Next" w:hAnsi="Avenir Next" w:cs="Avenir Next" w:eastAsia="Avenir Next"/>
                 <w:color w:val="1A1A1A"/>
-                <w:sz w:val="21"/>
+                <w:sz w:val="22"/>
                 <w:szCs w:val="21"/>
               </w:rPr>
               <w:t xml:space="preserve">Find the </w:t>
@@ -424,7 +430,7 @@
                 <w:rFonts w:ascii="Avenir Next" w:hAnsi="Avenir Next" w:cs="Avenir Next" w:eastAsia="Avenir Next"/>
                 <w:b/>
                 <w:color w:val="1A1A1A"/>
-                <w:sz w:val="21"/>
+                <w:sz w:val="22"/>
                 <w:szCs w:val="21"/>
               </w:rPr>
               <w:t xml:space="preserve">value</w:t>
@@ -433,7 +439,7 @@
               <w:rPr>
                 <w:rFonts w:ascii="Avenir Next" w:hAnsi="Avenir Next" w:cs="Avenir Next" w:eastAsia="Avenir Next"/>
                 <w:color w:val="1A1A1A"/>
-                <w:sz w:val="21"/>
+                <w:sz w:val="22"/>
                 <w:szCs w:val="21"/>
               </w:rPr>
               <w:t xml:space="preserve"> of one box.</w:t>
@@ -452,6 +458,7 @@
           </w:tcPr>
           <w:p>
             <w:pPr>
+              <w:pStyle w:val="Heading1"/>
               <w:spacing w:before="0" w:after="0" w:line="240" w:lineRule="auto"/>
               <w:jc w:val="center"/>
             </w:pPr>
@@ -481,7 +488,7 @@
                 <w:rFonts w:ascii="Avenir Next" w:hAnsi="Avenir Next" w:cs="Avenir Next" w:eastAsia="Avenir Next"/>
                 <w:b/>
                 <w:color w:val="1A1A1A"/>
-                <w:sz w:val="21"/>
+                <w:sz w:val="22"/>
                 <w:szCs w:val="21"/>
               </w:rPr>
               <w:t xml:space="preserve">Multiply</w:t>
@@ -490,7 +497,7 @@
               <w:rPr>
                 <w:rFonts w:ascii="Avenir Next" w:hAnsi="Avenir Next" w:cs="Avenir Next" w:eastAsia="Avenir Next"/>
                 <w:color w:val="1A1A1A"/>
-                <w:sz w:val="21"/>
+                <w:sz w:val="22"/>
                 <w:szCs w:val="21"/>
               </w:rPr>
               <w:t xml:space="preserve"> boxes × value for each row.</w:t>
@@ -501,6 +508,7 @@
     </w:tbl>
     <w:p>
       <w:pPr>
+        <w:pStyle w:val="Heading2"/>
         <w:keepNext/>
         <w:pBdr>
           <w:bottom w:val="single" w:sz="8" w:space="3" w:color="003A70"/>
@@ -516,7 +524,7 @@
           <w:b/>
           <w:color w:val="003A70"/>
           <w:spacing w:val="14"/>
-          <w:sz w:val="19"/>
+          <w:sz w:val="22"/>
           <w:szCs w:val="19"/>
         </w:rPr>
         <w:t xml:space="preserve">WATCH ME</w:t>
@@ -535,7 +543,7 @@
           <w:rFonts w:ascii="Avenir Next" w:hAnsi="Avenir Next" w:cs="Avenir Next" w:eastAsia="Avenir Next"/>
           <w:i/>
           <w:color w:val="5A5F66"/>
-          <w:sz w:val="17"/>
+          <w:sz w:val="22"/>
           <w:szCs w:val="17"/>
         </w:rPr>
         <w:t xml:space="preserve">the steps in action</w:t>
@@ -584,7 +592,7 @@
                 <w:rFonts w:ascii="Avenir Next" w:hAnsi="Avenir Next" w:cs="Avenir Next" w:eastAsia="Avenir Next"/>
                 <w:b/>
                 <w:color w:val="1A1A1A"/>
-                <w:sz w:val="21"/>
+                <w:sz w:val="22"/>
                 <w:szCs w:val="21"/>
               </w:rPr>
               <w:t xml:space="preserve">Each box is 4 marbles. Find the red and the blue marbles.</w:t>
@@ -603,25 +611,25 @@
                 <w:rFonts w:ascii="Avenir Next" w:hAnsi="Avenir Next" w:cs="Avenir Next" w:eastAsia="Avenir Next"/>
                 <w:b/>
                 <w:color w:val="003A70"/>
+                <w:sz w:val="22"/>
+                <w:szCs w:val="19"/>
+              </w:rPr>
+              <w:t xml:space="preserve">Step 1</w:t>
+            </w:r>
+            <w:r>
+              <w:rPr>
+                <w:rFonts w:ascii="Avenir Next" w:hAnsi="Avenir Next" w:cs="Avenir Next" w:eastAsia="Avenir Next"/>
+                <w:color w:val="1A1A1A"/>
                 <w:sz w:val="19"/>
                 <w:szCs w:val="19"/>
               </w:rPr>
-              <w:t xml:space="preserve">Step 1</w:t>
-            </w:r>
-            <w:r>
-              <w:rPr>
-                <w:rFonts w:ascii="Avenir Next" w:hAnsi="Avenir Next" w:cs="Avenir Next" w:eastAsia="Avenir Next"/>
-                <w:color w:val="1A1A1A"/>
-                <w:sz w:val="19"/>
-                <w:szCs w:val="19"/>
-              </w:rPr>
               <w:tab/>
             </w:r>
             <w:r>
               <w:rPr>
                 <w:rFonts w:ascii="Avenir Next" w:hAnsi="Avenir Next" w:cs="Avenir Next" w:eastAsia="Avenir Next"/>
                 <w:color w:val="1A1A1A"/>
-                <w:sz w:val="21"/>
+                <w:sz w:val="22"/>
                 <w:szCs w:val="21"/>
               </w:rPr>
               <w:t xml:space="preserve">Red: 3 boxes. Blue: 2 boxes.</w:t>
@@ -640,25 +648,25 @@
                 <w:rFonts w:ascii="Avenir Next" w:hAnsi="Avenir Next" w:cs="Avenir Next" w:eastAsia="Avenir Next"/>
                 <w:b/>
                 <w:color w:val="003A70"/>
+                <w:sz w:val="22"/>
+                <w:szCs w:val="19"/>
+              </w:rPr>
+              <w:t xml:space="preserve">Step 2</w:t>
+            </w:r>
+            <w:r>
+              <w:rPr>
+                <w:rFonts w:ascii="Avenir Next" w:hAnsi="Avenir Next" w:cs="Avenir Next" w:eastAsia="Avenir Next"/>
+                <w:color w:val="1A1A1A"/>
                 <w:sz w:val="19"/>
                 <w:szCs w:val="19"/>
               </w:rPr>
-              <w:t xml:space="preserve">Step 2</w:t>
-            </w:r>
-            <w:r>
-              <w:rPr>
-                <w:rFonts w:ascii="Avenir Next" w:hAnsi="Avenir Next" w:cs="Avenir Next" w:eastAsia="Avenir Next"/>
-                <w:color w:val="1A1A1A"/>
-                <w:sz w:val="19"/>
-                <w:szCs w:val="19"/>
-              </w:rPr>
               <w:tab/>
             </w:r>
             <w:r>
               <w:rPr>
                 <w:rFonts w:ascii="Avenir Next" w:hAnsi="Avenir Next" w:cs="Avenir Next" w:eastAsia="Avenir Next"/>
                 <w:color w:val="1A1A1A"/>
-                <w:sz w:val="21"/>
+                <w:sz w:val="22"/>
                 <w:szCs w:val="21"/>
               </w:rPr>
               <w:t xml:space="preserve">One box is 4.</w:t>
@@ -677,25 +685,25 @@
                 <w:rFonts w:ascii="Avenir Next" w:hAnsi="Avenir Next" w:cs="Avenir Next" w:eastAsia="Avenir Next"/>
                 <w:b/>
                 <w:color w:val="003A70"/>
+                <w:sz w:val="22"/>
+                <w:szCs w:val="19"/>
+              </w:rPr>
+              <w:t xml:space="preserve">Step 3</w:t>
+            </w:r>
+            <w:r>
+              <w:rPr>
+                <w:rFonts w:ascii="Avenir Next" w:hAnsi="Avenir Next" w:cs="Avenir Next" w:eastAsia="Avenir Next"/>
+                <w:color w:val="1A1A1A"/>
                 <w:sz w:val="19"/>
                 <w:szCs w:val="19"/>
               </w:rPr>
-              <w:t xml:space="preserve">Step 3</w:t>
-            </w:r>
-            <w:r>
-              <w:rPr>
-                <w:rFonts w:ascii="Avenir Next" w:hAnsi="Avenir Next" w:cs="Avenir Next" w:eastAsia="Avenir Next"/>
-                <w:color w:val="1A1A1A"/>
-                <w:sz w:val="19"/>
-                <w:szCs w:val="19"/>
-              </w:rPr>
               <w:tab/>
             </w:r>
             <w:r>
               <w:rPr>
                 <w:rFonts w:ascii="Avenir Next" w:hAnsi="Avenir Next" w:cs="Avenir Next" w:eastAsia="Avenir Next"/>
                 <w:color w:val="1A1A1A"/>
-                <w:sz w:val="21"/>
+                <w:sz w:val="22"/>
                 <w:szCs w:val="21"/>
               </w:rPr>
               <w:t xml:space="preserve">3 × 4 = 12 and 2 × 4 = 8.</w:t>
@@ -714,18 +722,18 @@
                 <w:rFonts w:ascii="Avenir Next" w:hAnsi="Avenir Next" w:cs="Avenir Next" w:eastAsia="Avenir Next"/>
                 <w:b/>
                 <w:color w:val="1A1A1A"/>
+                <w:sz w:val="22"/>
+                <w:szCs w:val="21"/>
+              </w:rPr>
+              <w:t xml:space="preserve">Answer</w:t>
+            </w:r>
+            <w:r>
+              <w:rPr>
+                <w:rFonts w:ascii="Avenir Next" w:hAnsi="Avenir Next" w:cs="Avenir Next" w:eastAsia="Avenir Next"/>
+                <w:color w:val="1A1A1A"/>
                 <w:sz w:val="21"/>
                 <w:szCs w:val="21"/>
               </w:rPr>
-              <w:t xml:space="preserve">Answer</w:t>
-            </w:r>
-            <w:r>
-              <w:rPr>
-                <w:rFonts w:ascii="Avenir Next" w:hAnsi="Avenir Next" w:cs="Avenir Next" w:eastAsia="Avenir Next"/>
-                <w:color w:val="1A1A1A"/>
-                <w:sz w:val="21"/>
-                <w:szCs w:val="21"/>
-              </w:rPr>
               <w:tab/>
             </w:r>
             <w:r>
@@ -733,7 +741,7 @@
                 <w:rFonts w:ascii="Avenir Next" w:hAnsi="Avenir Next" w:cs="Avenir Next" w:eastAsia="Avenir Next"/>
                 <w:b/>
                 <w:color w:val="1A1A1A"/>
-                <w:sz w:val="21"/>
+                <w:sz w:val="22"/>
                 <w:szCs w:val="21"/>
               </w:rPr>
               <w:t xml:space="preserve">12 red and 8 blue</w:t>
@@ -754,7 +762,7 @@
               <w:drawing>
                 <wp:inline distT="0" distB="0" distL="0" distR="0">
                   <wp:extent cx="2743200" cy="859536"/>
-                  <wp:docPr id="1" name="Figure 1"/>
+                  <wp:docPr id="1" name="Figure 1" descr="Tape diagram. red: 3 equal sections; section labels 4, 4, 4; blue: 2 equal sections; section labels 4, 4."/>
                   <a:graphic xmlns:a="http://schemas.openxmlformats.org/drawingml/2006/main">
                     <a:graphicData uri="http://schemas.openxmlformats.org/drawingml/2006/picture">
                       <pic:pic xmlns:pic="http://schemas.openxmlformats.org/drawingml/2006/picture">
@@ -794,6 +802,7 @@
     </w:p>
     <w:p>
       <w:pPr>
+        <w:pStyle w:val="Heading2"/>
         <w:keepNext/>
         <w:pBdr>
           <w:bottom w:val="single" w:sz="8" w:space="3" w:color="003A70"/>
@@ -809,7 +818,7 @@
           <w:b/>
           <w:color w:val="003A70"/>
           <w:spacing w:val="14"/>
-          <w:sz w:val="19"/>
+          <w:sz w:val="22"/>
           <w:szCs w:val="19"/>
         </w:rPr>
         <w:t xml:space="preserve">TRY IT WITH HELP</w:t>
@@ -828,7 +837,7 @@
           <w:rFonts w:ascii="Avenir Next" w:hAnsi="Avenir Next" w:cs="Avenir Next" w:eastAsia="Avenir Next"/>
           <w:i/>
           <w:color w:val="5A5F66"/>
-          <w:sz w:val="17"/>
+          <w:sz w:val="22"/>
           <w:szCs w:val="17"/>
         </w:rPr>
         <w:t xml:space="preserve">fill in each step</w:t>
@@ -886,28 +895,47 @@
           <w:rFonts w:ascii="Avenir Next" w:hAnsi="Avenir Next" w:cs="Avenir Next" w:eastAsia="Avenir Next"/>
           <w:b/>
           <w:color w:val="003A70"/>
+          <w:sz w:val="22"/>
+          <w:szCs w:val="18"/>
+        </w:rPr>
+        <w:t xml:space="preserve">Step 1</w:t>
+      </w:r>
+      <w:r>
+        <w:rPr>
+          <w:rFonts w:ascii="Avenir Next" w:hAnsi="Avenir Next" w:cs="Avenir Next" w:eastAsia="Avenir Next"/>
+          <w:color w:val="1A1A1A"/>
           <w:sz w:val="18"/>
           <w:szCs w:val="18"/>
         </w:rPr>
-        <w:t xml:space="preserve">Step 1</w:t>
-      </w:r>
-      <w:r>
-        <w:rPr>
-          <w:rFonts w:ascii="Avenir Next" w:hAnsi="Avenir Next" w:cs="Avenir Next" w:eastAsia="Avenir Next"/>
-          <w:color w:val="1A1A1A"/>
-          <w:sz w:val="18"/>
-          <w:szCs w:val="18"/>
-        </w:rPr>
         <w:tab/>
       </w:r>
       <w:r>
         <w:rPr>
           <w:rFonts w:ascii="Avenir Next" w:hAnsi="Avenir Next" w:cs="Avenir Next" w:eastAsia="Avenir Next"/>
           <w:color w:val="1A1A1A"/>
+          <w:sz w:val="22"/>
+          <w:szCs w:val="21"/>
+        </w:rPr>
+        <w:t xml:space="preserve">Granola: </w:t>
+      </w:r>
+      <w:r>
+        <w:rPr>
+          <w:rFonts w:ascii="Avenir Next" w:hAnsi="Avenir Next" w:cs="Avenir Next" w:eastAsia="Avenir Next"/>
+          <w:color w:val="1A1A1A"/>
           <w:sz w:val="21"/>
           <w:szCs w:val="21"/>
-        </w:rPr>
-        <w:t xml:space="preserve">Granola: </w:t>
+          <w:u w:val="single"/>
+        </w:rPr>
+        <w:t xml:space="preserve">                </w:t>
+      </w:r>
+      <w:r>
+        <w:rPr>
+          <w:rFonts w:ascii="Avenir Next" w:hAnsi="Avenir Next" w:cs="Avenir Next" w:eastAsia="Avenir Next"/>
+          <w:color w:val="1A1A1A"/>
+          <w:sz w:val="22"/>
+          <w:szCs w:val="21"/>
+        </w:rPr>
+        <w:t xml:space="preserve"> boxes. Cranberries: </w:t>
       </w:r>
       <w:r>
         <w:rPr>
@@ -923,26 +951,7 @@
         <w:rPr>
           <w:rFonts w:ascii="Avenir Next" w:hAnsi="Avenir Next" w:cs="Avenir Next" w:eastAsia="Avenir Next"/>
           <w:color w:val="1A1A1A"/>
-          <w:sz w:val="21"/>
-          <w:szCs w:val="21"/>
-        </w:rPr>
-        <w:t xml:space="preserve"> boxes. Cranberries: </w:t>
-      </w:r>
-      <w:r>
-        <w:rPr>
-          <w:rFonts w:ascii="Avenir Next" w:hAnsi="Avenir Next" w:cs="Avenir Next" w:eastAsia="Avenir Next"/>
-          <w:color w:val="1A1A1A"/>
-          <w:sz w:val="21"/>
-          <w:szCs w:val="21"/>
-          <w:u w:val="single"/>
-        </w:rPr>
-        <w:t xml:space="preserve">                </w:t>
-      </w:r>
-      <w:r>
-        <w:rPr>
-          <w:rFonts w:ascii="Avenir Next" w:hAnsi="Avenir Next" w:cs="Avenir Next" w:eastAsia="Avenir Next"/>
-          <w:color w:val="1A1A1A"/>
-          <w:sz w:val="21"/>
+          <w:sz w:val="22"/>
           <w:szCs w:val="21"/>
         </w:rPr>
         <w:t xml:space="preserve"> boxes.</w:t>
@@ -962,35 +971,35 @@
           <w:rFonts w:ascii="Avenir Next" w:hAnsi="Avenir Next" w:cs="Avenir Next" w:eastAsia="Avenir Next"/>
           <w:b/>
           <w:color w:val="003A70"/>
+          <w:sz w:val="22"/>
+          <w:szCs w:val="18"/>
+        </w:rPr>
+        <w:t xml:space="preserve">Step 2</w:t>
+      </w:r>
+      <w:r>
+        <w:rPr>
+          <w:rFonts w:ascii="Avenir Next" w:hAnsi="Avenir Next" w:cs="Avenir Next" w:eastAsia="Avenir Next"/>
+          <w:color w:val="1A1A1A"/>
           <w:sz w:val="18"/>
           <w:szCs w:val="18"/>
         </w:rPr>
-        <w:t xml:space="preserve">Step 2</w:t>
-      </w:r>
-      <w:r>
-        <w:rPr>
-          <w:rFonts w:ascii="Avenir Next" w:hAnsi="Avenir Next" w:cs="Avenir Next" w:eastAsia="Avenir Next"/>
-          <w:color w:val="1A1A1A"/>
-          <w:sz w:val="18"/>
-          <w:szCs w:val="18"/>
-        </w:rPr>
         <w:tab/>
       </w:r>
       <w:r>
         <w:rPr>
           <w:rFonts w:ascii="Avenir Next" w:hAnsi="Avenir Next" w:cs="Avenir Next" w:eastAsia="Avenir Next"/>
           <w:color w:val="1A1A1A"/>
+          <w:sz w:val="22"/>
+          <w:szCs w:val="21"/>
+        </w:rPr>
+        <w:t xml:space="preserve">One box is </w:t>
+      </w:r>
+      <w:r>
+        <w:rPr>
+          <w:rFonts w:ascii="Avenir Next" w:hAnsi="Avenir Next" w:cs="Avenir Next" w:eastAsia="Avenir Next"/>
+          <w:color w:val="1A1A1A"/>
           <w:sz w:val="21"/>
           <w:szCs w:val="21"/>
-        </w:rPr>
-        <w:t xml:space="preserve">One box is </w:t>
-      </w:r>
-      <w:r>
-        <w:rPr>
-          <w:rFonts w:ascii="Avenir Next" w:hAnsi="Avenir Next" w:cs="Avenir Next" w:eastAsia="Avenir Next"/>
-          <w:color w:val="1A1A1A"/>
-          <w:sz w:val="21"/>
-          <w:szCs w:val="21"/>
           <w:u w:val="single"/>
         </w:rPr>
         <w:t xml:space="preserve">                </w:t>
@@ -999,7 +1008,7 @@
         <w:rPr>
           <w:rFonts w:ascii="Avenir Next" w:hAnsi="Avenir Next" w:cs="Avenir Next" w:eastAsia="Avenir Next"/>
           <w:color w:val="1A1A1A"/>
-          <w:sz w:val="21"/>
+          <w:sz w:val="22"/>
           <w:szCs w:val="21"/>
         </w:rPr>
         <w:t xml:space="preserve">.</w:t>
@@ -1019,35 +1028,35 @@
           <w:rFonts w:ascii="Avenir Next" w:hAnsi="Avenir Next" w:cs="Avenir Next" w:eastAsia="Avenir Next"/>
           <w:b/>
           <w:color w:val="003A70"/>
+          <w:sz w:val="22"/>
+          <w:szCs w:val="18"/>
+        </w:rPr>
+        <w:t xml:space="preserve">Step 3</w:t>
+      </w:r>
+      <w:r>
+        <w:rPr>
+          <w:rFonts w:ascii="Avenir Next" w:hAnsi="Avenir Next" w:cs="Avenir Next" w:eastAsia="Avenir Next"/>
+          <w:color w:val="1A1A1A"/>
           <w:sz w:val="18"/>
           <w:szCs w:val="18"/>
         </w:rPr>
-        <w:t xml:space="preserve">Step 3</w:t>
-      </w:r>
-      <w:r>
-        <w:rPr>
-          <w:rFonts w:ascii="Avenir Next" w:hAnsi="Avenir Next" w:cs="Avenir Next" w:eastAsia="Avenir Next"/>
-          <w:color w:val="1A1A1A"/>
-          <w:sz w:val="18"/>
-          <w:szCs w:val="18"/>
-        </w:rPr>
         <w:tab/>
       </w:r>
       <w:r>
         <w:rPr>
           <w:rFonts w:ascii="Avenir Next" w:hAnsi="Avenir Next" w:cs="Avenir Next" w:eastAsia="Avenir Next"/>
           <w:color w:val="1A1A1A"/>
+          <w:sz w:val="22"/>
+          <w:szCs w:val="21"/>
+        </w:rPr>
+        <w:t xml:space="preserve">2 × 5 = </w:t>
+      </w:r>
+      <w:r>
+        <w:rPr>
+          <w:rFonts w:ascii="Avenir Next" w:hAnsi="Avenir Next" w:cs="Avenir Next" w:eastAsia="Avenir Next"/>
+          <w:color w:val="1A1A1A"/>
           <w:sz w:val="21"/>
           <w:szCs w:val="21"/>
-        </w:rPr>
-        <w:t xml:space="preserve">2 × 5 = </w:t>
-      </w:r>
-      <w:r>
-        <w:rPr>
-          <w:rFonts w:ascii="Avenir Next" w:hAnsi="Avenir Next" w:cs="Avenir Next" w:eastAsia="Avenir Next"/>
-          <w:color w:val="1A1A1A"/>
-          <w:sz w:val="21"/>
-          <w:szCs w:val="21"/>
           <w:u w:val="single"/>
         </w:rPr>
         <w:t xml:space="preserve">                </w:t>
@@ -1056,7 +1065,7 @@
         <w:rPr>
           <w:rFonts w:ascii="Avenir Next" w:hAnsi="Avenir Next" w:cs="Avenir Next" w:eastAsia="Avenir Next"/>
           <w:color w:val="1A1A1A"/>
-          <w:sz w:val="21"/>
+          <w:sz w:val="22"/>
           <w:szCs w:val="21"/>
         </w:rPr>
         <w:t xml:space="preserve"> and 3 × 5 = </w:t>
@@ -1129,28 +1138,47 @@
           <w:rFonts w:ascii="Avenir Next" w:hAnsi="Avenir Next" w:cs="Avenir Next" w:eastAsia="Avenir Next"/>
           <w:b/>
           <w:color w:val="003A70"/>
+          <w:sz w:val="22"/>
+          <w:szCs w:val="18"/>
+        </w:rPr>
+        <w:t xml:space="preserve">Step 1</w:t>
+      </w:r>
+      <w:r>
+        <w:rPr>
+          <w:rFonts w:ascii="Avenir Next" w:hAnsi="Avenir Next" w:cs="Avenir Next" w:eastAsia="Avenir Next"/>
+          <w:color w:val="1A1A1A"/>
           <w:sz w:val="18"/>
           <w:szCs w:val="18"/>
         </w:rPr>
-        <w:t xml:space="preserve">Step 1</w:t>
-      </w:r>
-      <w:r>
-        <w:rPr>
-          <w:rFonts w:ascii="Avenir Next" w:hAnsi="Avenir Next" w:cs="Avenir Next" w:eastAsia="Avenir Next"/>
-          <w:color w:val="1A1A1A"/>
-          <w:sz w:val="18"/>
-          <w:szCs w:val="18"/>
-        </w:rPr>
         <w:tab/>
       </w:r>
       <w:r>
         <w:rPr>
           <w:rFonts w:ascii="Avenir Next" w:hAnsi="Avenir Next" w:cs="Avenir Next" w:eastAsia="Avenir Next"/>
           <w:color w:val="1A1A1A"/>
+          <w:sz w:val="22"/>
+          <w:szCs w:val="21"/>
+        </w:rPr>
+        <w:t xml:space="preserve">Cats: </w:t>
+      </w:r>
+      <w:r>
+        <w:rPr>
+          <w:rFonts w:ascii="Avenir Next" w:hAnsi="Avenir Next" w:cs="Avenir Next" w:eastAsia="Avenir Next"/>
+          <w:color w:val="1A1A1A"/>
           <w:sz w:val="21"/>
           <w:szCs w:val="21"/>
-        </w:rPr>
-        <w:t xml:space="preserve">Cats: </w:t>
+          <w:u w:val="single"/>
+        </w:rPr>
+        <w:t xml:space="preserve">                </w:t>
+      </w:r>
+      <w:r>
+        <w:rPr>
+          <w:rFonts w:ascii="Avenir Next" w:hAnsi="Avenir Next" w:cs="Avenir Next" w:eastAsia="Avenir Next"/>
+          <w:color w:val="1A1A1A"/>
+          <w:sz w:val="22"/>
+          <w:szCs w:val="21"/>
+        </w:rPr>
+        <w:t xml:space="preserve"> box. Dogs: </w:t>
       </w:r>
       <w:r>
         <w:rPr>
@@ -1166,26 +1194,7 @@
         <w:rPr>
           <w:rFonts w:ascii="Avenir Next" w:hAnsi="Avenir Next" w:cs="Avenir Next" w:eastAsia="Avenir Next"/>
           <w:color w:val="1A1A1A"/>
-          <w:sz w:val="21"/>
-          <w:szCs w:val="21"/>
-        </w:rPr>
-        <w:t xml:space="preserve"> box. Dogs: </w:t>
-      </w:r>
-      <w:r>
-        <w:rPr>
-          <w:rFonts w:ascii="Avenir Next" w:hAnsi="Avenir Next" w:cs="Avenir Next" w:eastAsia="Avenir Next"/>
-          <w:color w:val="1A1A1A"/>
-          <w:sz w:val="21"/>
-          <w:szCs w:val="21"/>
-          <w:u w:val="single"/>
-        </w:rPr>
-        <w:t xml:space="preserve">                </w:t>
-      </w:r>
-      <w:r>
-        <w:rPr>
-          <w:rFonts w:ascii="Avenir Next" w:hAnsi="Avenir Next" w:cs="Avenir Next" w:eastAsia="Avenir Next"/>
-          <w:color w:val="1A1A1A"/>
-          <w:sz w:val="21"/>
+          <w:sz w:val="22"/>
           <w:szCs w:val="21"/>
         </w:rPr>
         <w:t xml:space="preserve"> boxes.</w:t>
@@ -1205,35 +1214,35 @@
           <w:rFonts w:ascii="Avenir Next" w:hAnsi="Avenir Next" w:cs="Avenir Next" w:eastAsia="Avenir Next"/>
           <w:b/>
           <w:color w:val="003A70"/>
+          <w:sz w:val="22"/>
+          <w:szCs w:val="18"/>
+        </w:rPr>
+        <w:t xml:space="preserve">Step 2</w:t>
+      </w:r>
+      <w:r>
+        <w:rPr>
+          <w:rFonts w:ascii="Avenir Next" w:hAnsi="Avenir Next" w:cs="Avenir Next" w:eastAsia="Avenir Next"/>
+          <w:color w:val="1A1A1A"/>
           <w:sz w:val="18"/>
           <w:szCs w:val="18"/>
         </w:rPr>
-        <w:t xml:space="preserve">Step 2</w:t>
-      </w:r>
-      <w:r>
-        <w:rPr>
-          <w:rFonts w:ascii="Avenir Next" w:hAnsi="Avenir Next" w:cs="Avenir Next" w:eastAsia="Avenir Next"/>
-          <w:color w:val="1A1A1A"/>
-          <w:sz w:val="18"/>
-          <w:szCs w:val="18"/>
-        </w:rPr>
         <w:tab/>
       </w:r>
       <w:r>
         <w:rPr>
           <w:rFonts w:ascii="Avenir Next" w:hAnsi="Avenir Next" w:cs="Avenir Next" w:eastAsia="Avenir Next"/>
           <w:color w:val="1A1A1A"/>
+          <w:sz w:val="22"/>
+          <w:szCs w:val="21"/>
+        </w:rPr>
+        <w:t xml:space="preserve">One box is </w:t>
+      </w:r>
+      <w:r>
+        <w:rPr>
+          <w:rFonts w:ascii="Avenir Next" w:hAnsi="Avenir Next" w:cs="Avenir Next" w:eastAsia="Avenir Next"/>
+          <w:color w:val="1A1A1A"/>
           <w:sz w:val="21"/>
           <w:szCs w:val="21"/>
-        </w:rPr>
-        <w:t xml:space="preserve">One box is </w:t>
-      </w:r>
-      <w:r>
-        <w:rPr>
-          <w:rFonts w:ascii="Avenir Next" w:hAnsi="Avenir Next" w:cs="Avenir Next" w:eastAsia="Avenir Next"/>
-          <w:color w:val="1A1A1A"/>
-          <w:sz w:val="21"/>
-          <w:szCs w:val="21"/>
           <w:u w:val="single"/>
         </w:rPr>
         <w:t xml:space="preserve">                </w:t>
@@ -1242,7 +1251,7 @@
         <w:rPr>
           <w:rFonts w:ascii="Avenir Next" w:hAnsi="Avenir Next" w:cs="Avenir Next" w:eastAsia="Avenir Next"/>
           <w:color w:val="1A1A1A"/>
-          <w:sz w:val="21"/>
+          <w:sz w:val="22"/>
           <w:szCs w:val="21"/>
         </w:rPr>
         <w:t xml:space="preserve">.</w:t>
@@ -1262,28 +1271,47 @@
           <w:rFonts w:ascii="Avenir Next" w:hAnsi="Avenir Next" w:cs="Avenir Next" w:eastAsia="Avenir Next"/>
           <w:b/>
           <w:color w:val="003A70"/>
+          <w:sz w:val="22"/>
+          <w:szCs w:val="18"/>
+        </w:rPr>
+        <w:t xml:space="preserve">Step 3</w:t>
+      </w:r>
+      <w:r>
+        <w:rPr>
+          <w:rFonts w:ascii="Avenir Next" w:hAnsi="Avenir Next" w:cs="Avenir Next" w:eastAsia="Avenir Next"/>
+          <w:color w:val="1A1A1A"/>
           <w:sz w:val="18"/>
           <w:szCs w:val="18"/>
         </w:rPr>
-        <w:t xml:space="preserve">Step 3</w:t>
-      </w:r>
-      <w:r>
-        <w:rPr>
-          <w:rFonts w:ascii="Avenir Next" w:hAnsi="Avenir Next" w:cs="Avenir Next" w:eastAsia="Avenir Next"/>
-          <w:color w:val="1A1A1A"/>
-          <w:sz w:val="18"/>
-          <w:szCs w:val="18"/>
-        </w:rPr>
         <w:tab/>
       </w:r>
       <w:r>
         <w:rPr>
           <w:rFonts w:ascii="Avenir Next" w:hAnsi="Avenir Next" w:cs="Avenir Next" w:eastAsia="Avenir Next"/>
           <w:color w:val="1A1A1A"/>
+          <w:sz w:val="22"/>
+          <w:szCs w:val="21"/>
+        </w:rPr>
+        <w:t xml:space="preserve">1 × 6 = </w:t>
+      </w:r>
+      <w:r>
+        <w:rPr>
+          <w:rFonts w:ascii="Avenir Next" w:hAnsi="Avenir Next" w:cs="Avenir Next" w:eastAsia="Avenir Next"/>
+          <w:color w:val="1A1A1A"/>
           <w:sz w:val="21"/>
           <w:szCs w:val="21"/>
-        </w:rPr>
-        <w:t xml:space="preserve">1 × 6 = </w:t>
+          <w:u w:val="single"/>
+        </w:rPr>
+        <w:t xml:space="preserve">                </w:t>
+      </w:r>
+      <w:r>
+        <w:rPr>
+          <w:rFonts w:ascii="Avenir Next" w:hAnsi="Avenir Next" w:cs="Avenir Next" w:eastAsia="Avenir Next"/>
+          <w:color w:val="1A1A1A"/>
+          <w:sz w:val="22"/>
+          <w:szCs w:val="21"/>
+        </w:rPr>
+        <w:t xml:space="preserve"> and 3 × 6 = </w:t>
       </w:r>
       <w:r>
         <w:rPr>
@@ -1295,25 +1323,6 @@
         </w:rPr>
         <w:t xml:space="preserve">                </w:t>
       </w:r>
-      <w:r>
-        <w:rPr>
-          <w:rFonts w:ascii="Avenir Next" w:hAnsi="Avenir Next" w:cs="Avenir Next" w:eastAsia="Avenir Next"/>
-          <w:color w:val="1A1A1A"/>
-          <w:sz w:val="21"/>
-          <w:szCs w:val="21"/>
-        </w:rPr>
-        <w:t xml:space="preserve"> and 3 × 6 = </w:t>
-      </w:r>
-      <w:r>
-        <w:rPr>
-          <w:rFonts w:ascii="Avenir Next" w:hAnsi="Avenir Next" w:cs="Avenir Next" w:eastAsia="Avenir Next"/>
-          <w:color w:val="1A1A1A"/>
-          <w:sz w:val="21"/>
-          <w:szCs w:val="21"/>
-          <w:u w:val="single"/>
-        </w:rPr>
-        <w:t xml:space="preserve">                </w:t>
-      </w:r>
     </w:p>
     <w:p>
       <w:pPr>
@@ -1322,6 +1331,7 @@
     </w:p>
     <w:p>
       <w:pPr>
+        <w:pStyle w:val="Heading2"/>
         <w:keepNext/>
         <w:pBdr>
           <w:bottom w:val="single" w:sz="8" w:space="3" w:color="003A70"/>
@@ -1337,7 +1347,7 @@
           <w:b/>
           <w:color w:val="003A70"/>
           <w:spacing w:val="14"/>
-          <w:sz w:val="19"/>
+          <w:sz w:val="22"/>
           <w:szCs w:val="19"/>
         </w:rPr>
         <w:t xml:space="preserve">YOUR TURN</w:t>
@@ -1356,7 +1366,7 @@
           <w:rFonts w:ascii="Avenir Next" w:hAnsi="Avenir Next" w:cs="Avenir Next" w:eastAsia="Avenir Next"/>
           <w:i/>
           <w:color w:val="5A5F66"/>
-          <w:sz w:val="17"/>
+          <w:sz w:val="22"/>
           <w:szCs w:val="17"/>
         </w:rPr>
         <w:t xml:space="preserve">use the steps on your own</w:t>
@@ -1742,7 +1752,7 @@
       <w:pPr>
         <w:pageBreakBefore/>
         <w:keepNext/>
-        <w:spacing w:before="0" w:after="12" w:line="264" w:lineRule="auto"/>
+        <w:spacing w:before="0" w:after="10" w:line="240" w:lineRule="auto"/>
       </w:pPr>
       <w:r>
         <w:rPr>
@@ -1751,7 +1761,7 @@
           <w:caps/>
           <w:color w:val="003A70"/>
           <w:spacing w:val="12"/>
-          <w:sz w:val="19"/>
+          <w:sz w:val="22"/>
           <w:szCs w:val="19"/>
         </w:rPr>
         <w:t xml:space="preserve">Lesson 3-1  ·  Session 2  ·  Prerequisite Practice B  ·  Skill 2 of 2</w:t>
@@ -1759,8 +1769,9 @@
     </w:p>
     <w:p>
       <w:pPr>
+        <w:pStyle w:val="Heading1"/>
         <w:keepNext/>
-        <w:spacing w:before="0" w:after="10" w:line="240" w:lineRule="auto"/>
+        <w:spacing w:before="0" w:after="8" w:line="240" w:lineRule="auto"/>
       </w:pPr>
       <w:r>
         <w:rPr>
@@ -1778,13 +1789,13 @@
         <w:pBdr>
           <w:bottom w:val="single" w:sz="4" w:space="5" w:color="C9CDD2"/>
         </w:pBdr>
-        <w:spacing w:before="0" w:after="60" w:line="264" w:lineRule="auto"/>
+        <w:spacing w:before="0" w:after="51" w:line="240" w:lineRule="auto"/>
       </w:pPr>
       <w:r>
         <w:rPr>
           <w:rFonts w:ascii="Avenir Next" w:hAnsi="Avenir Next" w:cs="Avenir Next" w:eastAsia="Avenir Next"/>
           <w:color w:val="5A5F66"/>
-          <w:sz w:val="17"/>
+          <w:sz w:val="22"/>
           <w:szCs w:val="17"/>
         </w:rPr>
         <w:t xml:space="preserve">Builds on Lesson 3-1 Session 1 · 6.RP.A.1</w:t>
@@ -1827,7 +1838,8 @@
           </w:tcPr>
           <w:p>
             <w:pPr>
-              <w:spacing w:before="0" w:after="0" w:line="252" w:lineRule="auto"/>
+              <w:pStyle w:val="Heading2"/>
+              <w:spacing w:before="0" w:after="0" w:line="240" w:lineRule="auto"/>
             </w:pPr>
             <w:r>
               <w:rPr>
@@ -1850,13 +1862,13 @@
           </w:tcPr>
           <w:p>
             <w:pPr>
-              <w:spacing w:before="0" w:after="0" w:line="264" w:lineRule="auto"/>
+              <w:spacing w:before="0" w:after="0" w:line="240" w:lineRule="auto"/>
             </w:pPr>
             <w:r>
               <w:rPr>
                 <w:rFonts w:ascii="Avenir Next" w:hAnsi="Avenir Next" w:cs="Avenir Next" w:eastAsia="Avenir Next"/>
                 <w:color w:val="1A1A1A"/>
-                <w:sz w:val="20"/>
+                <w:sz w:val="22"/>
                 <w:szCs w:val="20"/>
               </w:rPr>
               <w:t xml:space="preserve">Goldfish to guppies is 5 to 3, so goldfish get 5 boxes and guppies get 3.</w:t>
@@ -1876,7 +1888,8 @@
           </w:tcPr>
           <w:p>
             <w:pPr>
-              <w:spacing w:before="0" w:after="0" w:line="252" w:lineRule="auto"/>
+              <w:pStyle w:val="Heading2"/>
+              <w:spacing w:before="0" w:after="0" w:line="240" w:lineRule="auto"/>
             </w:pPr>
             <w:r>
               <w:rPr>
@@ -1899,13 +1912,13 @@
           </w:tcPr>
           <w:p>
             <w:pPr>
-              <w:spacing w:before="0" w:after="0" w:line="264" w:lineRule="auto"/>
+              <w:spacing w:before="0" w:after="0" w:line="240" w:lineRule="auto"/>
             </w:pPr>
             <w:r>
               <w:rPr>
                 <w:rFonts w:ascii="Avenir Next" w:hAnsi="Avenir Next" w:cs="Avenir Next" w:eastAsia="Avenir Next"/>
                 <w:color w:val="1A1A1A"/>
-                <w:sz w:val="20"/>
+                <w:sz w:val="22"/>
                 <w:szCs w:val="20"/>
               </w:rPr>
               <w:t xml:space="preserve">Write a ratio three ways and draw one box for each part, like 5 to 3.  </w:t>
@@ -1915,7 +1928,7 @@
                 <w:rFonts w:ascii="Avenir Next" w:hAnsi="Avenir Next" w:cs="Avenir Next" w:eastAsia="Avenir Next"/>
                 <w:b/>
                 <w:color w:val="1A1A1A"/>
-                <w:sz w:val="20"/>
+                <w:sz w:val="22"/>
                 <w:szCs w:val="20"/>
               </w:rPr>
               <w:t xml:space="preserve">You will use it in Practice Form A, problems 4 and 8.</w:t>
@@ -1926,6 +1939,7 @@
     </w:tbl>
     <w:p>
       <w:pPr>
+        <w:pStyle w:val="Heading2"/>
         <w:keepNext/>
         <w:pBdr>
           <w:bottom w:val="single" w:sz="8" w:space="3" w:color="003A70"/>
@@ -1933,7 +1947,7 @@
         <w:tabs>
           <w:tab w:val="right" w:pos="9504"/>
         </w:tabs>
-        <w:spacing w:before="50" w:after="36" w:line="240" w:lineRule="auto"/>
+        <w:spacing w:before="42" w:after="31" w:line="240" w:lineRule="auto"/>
       </w:pPr>
       <w:r>
         <w:rPr>
@@ -1941,7 +1955,7 @@
           <w:b/>
           <w:color w:val="003A70"/>
           <w:spacing w:val="14"/>
-          <w:sz w:val="19"/>
+          <w:sz w:val="22"/>
           <w:szCs w:val="19"/>
         </w:rPr>
         <w:t xml:space="preserve">STEPS TO FOLLOW</w:t>
@@ -1960,7 +1974,7 @@
           <w:rFonts w:ascii="Avenir Next" w:hAnsi="Avenir Next" w:cs="Avenir Next" w:eastAsia="Avenir Next"/>
           <w:i/>
           <w:color w:val="5A5F66"/>
-          <w:sz w:val="17"/>
+          <w:sz w:val="22"/>
           <w:szCs w:val="17"/>
         </w:rPr>
         <w:t xml:space="preserve">use these same steps on every problem</w:t>
@@ -2002,6 +2016,7 @@
           </w:tcPr>
           <w:p>
             <w:pPr>
+              <w:pStyle w:val="Heading1"/>
               <w:spacing w:before="0" w:after="0" w:line="240" w:lineRule="auto"/>
               <w:jc w:val="center"/>
             </w:pPr>
@@ -2024,13 +2039,13 @@
           </w:tcPr>
           <w:p>
             <w:pPr>
-              <w:spacing w:before="0" w:after="0" w:line="264" w:lineRule="auto"/>
+              <w:spacing w:before="0" w:after="0" w:line="240" w:lineRule="auto"/>
             </w:pPr>
             <w:r>
               <w:rPr>
                 <w:rFonts w:ascii="Avenir Next" w:hAnsi="Avenir Next" w:cs="Avenir Next" w:eastAsia="Avenir Next"/>
                 <w:color w:val="1A1A1A"/>
-                <w:sz w:val="21"/>
+                <w:sz w:val="22"/>
                 <w:szCs w:val="21"/>
               </w:rPr>
               <w:t xml:space="preserve">Name the </w:t>
@@ -2040,7 +2055,7 @@
                 <w:rFonts w:ascii="Avenir Next" w:hAnsi="Avenir Next" w:cs="Avenir Next" w:eastAsia="Avenir Next"/>
                 <w:b/>
                 <w:color w:val="1A1A1A"/>
-                <w:sz w:val="21"/>
+                <w:sz w:val="22"/>
                 <w:szCs w:val="21"/>
               </w:rPr>
               <w:t xml:space="preserve">first</w:t>
@@ -2049,7 +2064,7 @@
               <w:rPr>
                 <w:rFonts w:ascii="Avenir Next" w:hAnsi="Avenir Next" w:cs="Avenir Next" w:eastAsia="Avenir Next"/>
                 <w:color w:val="1A1A1A"/>
-                <w:sz w:val="21"/>
+                <w:sz w:val="22"/>
                 <w:szCs w:val="21"/>
               </w:rPr>
               <w:t xml:space="preserve"> quantity. Its number goes first.</w:t>
@@ -2068,6 +2083,7 @@
           </w:tcPr>
           <w:p>
             <w:pPr>
+              <w:pStyle w:val="Heading1"/>
               <w:spacing w:before="0" w:after="0" w:line="240" w:lineRule="auto"/>
               <w:jc w:val="center"/>
             </w:pPr>
@@ -2090,14 +2106,14 @@
           </w:tcPr>
           <w:p>
             <w:pPr>
-              <w:spacing w:before="0" w:after="0" w:line="264" w:lineRule="auto"/>
+              <w:spacing w:before="0" w:after="0" w:line="240" w:lineRule="auto"/>
             </w:pPr>
             <w:r>
               <w:rPr>
                 <w:rFonts w:ascii="Avenir Next" w:hAnsi="Avenir Next" w:cs="Avenir Next" w:eastAsia="Avenir Next"/>
                 <w:b/>
                 <w:color w:val="1A1A1A"/>
-                <w:sz w:val="21"/>
+                <w:sz w:val="22"/>
                 <w:szCs w:val="21"/>
               </w:rPr>
               <w:t xml:space="preserve">Write</w:t>
@@ -2106,7 +2122,7 @@
               <w:rPr>
                 <w:rFonts w:ascii="Avenir Next" w:hAnsi="Avenir Next" w:cs="Avenir Next" w:eastAsia="Avenir Next"/>
                 <w:color w:val="1A1A1A"/>
-                <w:sz w:val="21"/>
+                <w:sz w:val="22"/>
                 <w:szCs w:val="21"/>
               </w:rPr>
               <w:t xml:space="preserve"> the ratio: a to b, a : b, a/b.</w:t>
@@ -2125,6 +2141,7 @@
           </w:tcPr>
           <w:p>
             <w:pPr>
+              <w:pStyle w:val="Heading1"/>
               <w:spacing w:before="0" w:after="0" w:line="240" w:lineRule="auto"/>
               <w:jc w:val="center"/>
             </w:pPr>
@@ -2147,13 +2164,13 @@
           </w:tcPr>
           <w:p>
             <w:pPr>
-              <w:spacing w:before="0" w:after="0" w:line="264" w:lineRule="auto"/>
+              <w:spacing w:before="0" w:after="0" w:line="240" w:lineRule="auto"/>
             </w:pPr>
             <w:r>
               <w:rPr>
                 <w:rFonts w:ascii="Avenir Next" w:hAnsi="Avenir Next" w:cs="Avenir Next" w:eastAsia="Avenir Next"/>
                 <w:color w:val="1A1A1A"/>
-                <w:sz w:val="21"/>
+                <w:sz w:val="22"/>
                 <w:szCs w:val="21"/>
               </w:rPr>
               <w:t xml:space="preserve">Draw one </w:t>
@@ -2163,7 +2180,7 @@
                 <w:rFonts w:ascii="Avenir Next" w:hAnsi="Avenir Next" w:cs="Avenir Next" w:eastAsia="Avenir Next"/>
                 <w:b/>
                 <w:color w:val="1A1A1A"/>
-                <w:sz w:val="21"/>
+                <w:sz w:val="22"/>
                 <w:szCs w:val="21"/>
               </w:rPr>
               <w:t xml:space="preserve">box</w:t>
@@ -2172,7 +2189,7 @@
               <w:rPr>
                 <w:rFonts w:ascii="Avenir Next" w:hAnsi="Avenir Next" w:cs="Avenir Next" w:eastAsia="Avenir Next"/>
                 <w:color w:val="1A1A1A"/>
-                <w:sz w:val="21"/>
+                <w:sz w:val="22"/>
                 <w:szCs w:val="21"/>
               </w:rPr>
               <w:t xml:space="preserve"> for each part.</w:t>
@@ -2183,6 +2200,7 @@
     </w:tbl>
     <w:p>
       <w:pPr>
+        <w:pStyle w:val="Heading2"/>
         <w:keepNext/>
         <w:pBdr>
           <w:bottom w:val="single" w:sz="8" w:space="3" w:color="003A70"/>
@@ -2190,7 +2208,7 @@
         <w:tabs>
           <w:tab w:val="right" w:pos="9504"/>
         </w:tabs>
-        <w:spacing w:before="50" w:after="36" w:line="240" w:lineRule="auto"/>
+        <w:spacing w:before="42" w:after="31" w:line="240" w:lineRule="auto"/>
       </w:pPr>
       <w:r>
         <w:rPr>
@@ -2198,7 +2216,7 @@
           <w:b/>
           <w:color w:val="003A70"/>
           <w:spacing w:val="14"/>
-          <w:sz w:val="19"/>
+          <w:sz w:val="22"/>
           <w:szCs w:val="19"/>
         </w:rPr>
         <w:t xml:space="preserve">WATCH ME</w:t>
@@ -2217,7 +2235,7 @@
           <w:rFonts w:ascii="Avenir Next" w:hAnsi="Avenir Next" w:cs="Avenir Next" w:eastAsia="Avenir Next"/>
           <w:i/>
           <w:color w:val="5A5F66"/>
-          <w:sz w:val="17"/>
+          <w:sz w:val="22"/>
           <w:szCs w:val="17"/>
         </w:rPr>
         <w:t xml:space="preserve">the steps in action</w:t>
@@ -2225,14 +2243,14 @@
     </w:p>
     <w:p>
       <w:pPr>
-        <w:spacing w:before="0" w:after="40" w:line="264" w:lineRule="auto"/>
+        <w:spacing w:before="0" w:after="34" w:line="240" w:lineRule="auto"/>
       </w:pPr>
       <w:r>
         <w:rPr>
           <w:rFonts w:ascii="Avenir Next" w:hAnsi="Avenir Next" w:cs="Avenir Next" w:eastAsia="Avenir Next"/>
           <w:b/>
           <w:color w:val="1A1A1A"/>
-          <w:sz w:val="21"/>
+          <w:sz w:val="22"/>
           <w:szCs w:val="21"/>
         </w:rPr>
         <w:t xml:space="preserve">A paint mix uses 4 cups blue for every 1 cup white. Write blue to white.</w:t>
@@ -2243,7 +2261,7 @@
         <w:tabs>
           <w:tab w:val="left" w:pos="950"/>
         </w:tabs>
-        <w:spacing w:before="0" w:after="24" w:line="256" w:lineRule="auto"/>
+        <w:spacing w:before="0" w:after="20" w:line="240" w:lineRule="auto"/>
         <w:ind w:left="950" w:hanging="950"/>
       </w:pPr>
       <w:r>
@@ -2251,25 +2269,25 @@
           <w:rFonts w:ascii="Avenir Next" w:hAnsi="Avenir Next" w:cs="Avenir Next" w:eastAsia="Avenir Next"/>
           <w:b/>
           <w:color w:val="003A70"/>
+          <w:sz w:val="22"/>
+          <w:szCs w:val="19"/>
+        </w:rPr>
+        <w:t xml:space="preserve">Step 1</w:t>
+      </w:r>
+      <w:r>
+        <w:rPr>
+          <w:rFonts w:ascii="Avenir Next" w:hAnsi="Avenir Next" w:cs="Avenir Next" w:eastAsia="Avenir Next"/>
+          <w:color w:val="1A1A1A"/>
           <w:sz w:val="19"/>
           <w:szCs w:val="19"/>
         </w:rPr>
-        <w:t xml:space="preserve">Step 1</w:t>
-      </w:r>
-      <w:r>
-        <w:rPr>
-          <w:rFonts w:ascii="Avenir Next" w:hAnsi="Avenir Next" w:cs="Avenir Next" w:eastAsia="Avenir Next"/>
-          <w:color w:val="1A1A1A"/>
-          <w:sz w:val="19"/>
-          <w:szCs w:val="19"/>
-        </w:rPr>
         <w:tab/>
       </w:r>
       <w:r>
         <w:rPr>
           <w:rFonts w:ascii="Avenir Next" w:hAnsi="Avenir Next" w:cs="Avenir Next" w:eastAsia="Avenir Next"/>
           <w:color w:val="1A1A1A"/>
-          <w:sz w:val="21"/>
+          <w:sz w:val="22"/>
           <w:szCs w:val="21"/>
         </w:rPr>
         <w:t xml:space="preserve">Blue is first: 4.</w:t>
@@ -2280,7 +2298,7 @@
         <w:tabs>
           <w:tab w:val="left" w:pos="950"/>
         </w:tabs>
-        <w:spacing w:before="0" w:after="24" w:line="256" w:lineRule="auto"/>
+        <w:spacing w:before="0" w:after="20" w:line="240" w:lineRule="auto"/>
         <w:ind w:left="950" w:hanging="950"/>
       </w:pPr>
       <w:r>
@@ -2288,25 +2306,25 @@
           <w:rFonts w:ascii="Avenir Next" w:hAnsi="Avenir Next" w:cs="Avenir Next" w:eastAsia="Avenir Next"/>
           <w:b/>
           <w:color w:val="003A70"/>
+          <w:sz w:val="22"/>
+          <w:szCs w:val="19"/>
+        </w:rPr>
+        <w:t xml:space="preserve">Step 2</w:t>
+      </w:r>
+      <w:r>
+        <w:rPr>
+          <w:rFonts w:ascii="Avenir Next" w:hAnsi="Avenir Next" w:cs="Avenir Next" w:eastAsia="Avenir Next"/>
+          <w:color w:val="1A1A1A"/>
           <w:sz w:val="19"/>
           <w:szCs w:val="19"/>
         </w:rPr>
-        <w:t xml:space="preserve">Step 2</w:t>
-      </w:r>
-      <w:r>
-        <w:rPr>
-          <w:rFonts w:ascii="Avenir Next" w:hAnsi="Avenir Next" w:cs="Avenir Next" w:eastAsia="Avenir Next"/>
-          <w:color w:val="1A1A1A"/>
-          <w:sz w:val="19"/>
-          <w:szCs w:val="19"/>
-        </w:rPr>
         <w:tab/>
       </w:r>
       <w:r>
         <w:rPr>
           <w:rFonts w:ascii="Avenir Next" w:hAnsi="Avenir Next" w:cs="Avenir Next" w:eastAsia="Avenir Next"/>
           <w:color w:val="1A1A1A"/>
-          <w:sz w:val="21"/>
+          <w:sz w:val="22"/>
           <w:szCs w:val="21"/>
         </w:rPr>
         <w:t xml:space="preserve">4 to 1, 4 : 1, 4/1.</w:t>
@@ -2317,7 +2335,7 @@
         <w:tabs>
           <w:tab w:val="left" w:pos="950"/>
         </w:tabs>
-        <w:spacing w:before="0" w:after="24" w:line="256" w:lineRule="auto"/>
+        <w:spacing w:before="0" w:after="20" w:line="240" w:lineRule="auto"/>
         <w:ind w:left="950" w:hanging="950"/>
       </w:pPr>
       <w:r>
@@ -2325,25 +2343,25 @@
           <w:rFonts w:ascii="Avenir Next" w:hAnsi="Avenir Next" w:cs="Avenir Next" w:eastAsia="Avenir Next"/>
           <w:b/>
           <w:color w:val="003A70"/>
+          <w:sz w:val="22"/>
+          <w:szCs w:val="19"/>
+        </w:rPr>
+        <w:t xml:space="preserve">Step 3</w:t>
+      </w:r>
+      <w:r>
+        <w:rPr>
+          <w:rFonts w:ascii="Avenir Next" w:hAnsi="Avenir Next" w:cs="Avenir Next" w:eastAsia="Avenir Next"/>
+          <w:color w:val="1A1A1A"/>
           <w:sz w:val="19"/>
           <w:szCs w:val="19"/>
         </w:rPr>
-        <w:t xml:space="preserve">Step 3</w:t>
-      </w:r>
-      <w:r>
-        <w:rPr>
-          <w:rFonts w:ascii="Avenir Next" w:hAnsi="Avenir Next" w:cs="Avenir Next" w:eastAsia="Avenir Next"/>
-          <w:color w:val="1A1A1A"/>
-          <w:sz w:val="19"/>
-          <w:szCs w:val="19"/>
-        </w:rPr>
         <w:tab/>
       </w:r>
       <w:r>
         <w:rPr>
           <w:rFonts w:ascii="Avenir Next" w:hAnsi="Avenir Next" w:cs="Avenir Next" w:eastAsia="Avenir Next"/>
           <w:color w:val="1A1A1A"/>
-          <w:sz w:val="21"/>
+          <w:sz w:val="22"/>
           <w:szCs w:val="21"/>
         </w:rPr>
         <w:t xml:space="preserve">Blue gets 4 boxes. White gets 1 box.</w:t>
@@ -2354,7 +2372,7 @@
         <w:tabs>
           <w:tab w:val="left" w:pos="950"/>
         </w:tabs>
-        <w:spacing w:before="20" w:after="0" w:line="256" w:lineRule="auto"/>
+        <w:spacing w:before="17" w:after="0" w:line="240" w:lineRule="auto"/>
         <w:ind w:left="950" w:hanging="950"/>
       </w:pPr>
       <w:r>
@@ -2362,18 +2380,18 @@
           <w:rFonts w:ascii="Avenir Next" w:hAnsi="Avenir Next" w:cs="Avenir Next" w:eastAsia="Avenir Next"/>
           <w:b/>
           <w:color w:val="1A1A1A"/>
+          <w:sz w:val="22"/>
+          <w:szCs w:val="21"/>
+        </w:rPr>
+        <w:t xml:space="preserve">Answer</w:t>
+      </w:r>
+      <w:r>
+        <w:rPr>
+          <w:rFonts w:ascii="Avenir Next" w:hAnsi="Avenir Next" w:cs="Avenir Next" w:eastAsia="Avenir Next"/>
+          <w:color w:val="1A1A1A"/>
           <w:sz w:val="21"/>
           <w:szCs w:val="21"/>
         </w:rPr>
-        <w:t xml:space="preserve">Answer</w:t>
-      </w:r>
-      <w:r>
-        <w:rPr>
-          <w:rFonts w:ascii="Avenir Next" w:hAnsi="Avenir Next" w:cs="Avenir Next" w:eastAsia="Avenir Next"/>
-          <w:color w:val="1A1A1A"/>
-          <w:sz w:val="21"/>
-          <w:szCs w:val="21"/>
-        </w:rPr>
         <w:tab/>
       </w:r>
       <w:r>
@@ -2381,7 +2399,7 @@
           <w:rFonts w:ascii="Avenir Next" w:hAnsi="Avenir Next" w:cs="Avenir Next" w:eastAsia="Avenir Next"/>
           <w:b/>
           <w:color w:val="1A1A1A"/>
-          <w:sz w:val="21"/>
+          <w:sz w:val="22"/>
           <w:szCs w:val="21"/>
         </w:rPr>
         <w:t xml:space="preserve">4 : 1</w:t>
@@ -2389,6 +2407,7 @@
     </w:p>
     <w:p>
       <w:pPr>
+        <w:pStyle w:val="Heading2"/>
         <w:keepNext/>
         <w:pBdr>
           <w:bottom w:val="single" w:sz="8" w:space="3" w:color="003A70"/>
@@ -2396,7 +2415,7 @@
         <w:tabs>
           <w:tab w:val="right" w:pos="9504"/>
         </w:tabs>
-        <w:spacing w:before="50" w:after="36" w:line="240" w:lineRule="auto"/>
+        <w:spacing w:before="42" w:after="31" w:line="240" w:lineRule="auto"/>
       </w:pPr>
       <w:r>
         <w:rPr>
@@ -2404,7 +2423,7 @@
           <w:b/>
           <w:color w:val="003A70"/>
           <w:spacing w:val="14"/>
-          <w:sz w:val="19"/>
+          <w:sz w:val="22"/>
           <w:szCs w:val="19"/>
         </w:rPr>
         <w:t xml:space="preserve">TRY IT WITH HELP</w:t>
@@ -2423,7 +2442,7 @@
           <w:rFonts w:ascii="Avenir Next" w:hAnsi="Avenir Next" w:cs="Avenir Next" w:eastAsia="Avenir Next"/>
           <w:i/>
           <w:color w:val="5A5F66"/>
-          <w:sz w:val="17"/>
+          <w:sz w:val="22"/>
           <w:szCs w:val="17"/>
         </w:rPr>
         <w:t xml:space="preserve">fill in each step</w:t>
@@ -2435,7 +2454,7 @@
         <w:tabs>
           <w:tab w:val="left" w:pos="432"/>
         </w:tabs>
-        <w:spacing w:before="90" w:after="40" w:line="268" w:lineRule="auto"/>
+        <w:spacing w:before="76" w:after="34" w:line="240" w:lineRule="auto"/>
         <w:ind w:left="432" w:hanging="432"/>
       </w:pPr>
       <w:r>
@@ -2473,7 +2492,7 @@
         <w:tabs>
           <w:tab w:val="left" w:pos="1300"/>
         </w:tabs>
-        <w:spacing w:before="0" w:after="24" w:line="272" w:lineRule="auto"/>
+        <w:spacing w:before="0" w:after="20" w:line="240" w:lineRule="auto"/>
         <w:ind w:left="1300" w:hanging="868"/>
       </w:pPr>
       <w:r>
@@ -2481,25 +2500,25 @@
           <w:rFonts w:ascii="Avenir Next" w:hAnsi="Avenir Next" w:cs="Avenir Next" w:eastAsia="Avenir Next"/>
           <w:b/>
           <w:color w:val="003A70"/>
+          <w:sz w:val="22"/>
+          <w:szCs w:val="18"/>
+        </w:rPr>
+        <w:t xml:space="preserve">Step 1</w:t>
+      </w:r>
+      <w:r>
+        <w:rPr>
+          <w:rFonts w:ascii="Avenir Next" w:hAnsi="Avenir Next" w:cs="Avenir Next" w:eastAsia="Avenir Next"/>
+          <w:color w:val="1A1A1A"/>
           <w:sz w:val="18"/>
           <w:szCs w:val="18"/>
         </w:rPr>
-        <w:t xml:space="preserve">Step 1</w:t>
-      </w:r>
-      <w:r>
-        <w:rPr>
-          <w:rFonts w:ascii="Avenir Next" w:hAnsi="Avenir Next" w:cs="Avenir Next" w:eastAsia="Avenir Next"/>
-          <w:color w:val="1A1A1A"/>
-          <w:sz w:val="18"/>
-          <w:szCs w:val="18"/>
-        </w:rPr>
         <w:tab/>
       </w:r>
       <w:r>
         <w:rPr>
           <w:rFonts w:ascii="Avenir Next" w:hAnsi="Avenir Next" w:cs="Avenir Next" w:eastAsia="Avenir Next"/>
           <w:color w:val="1A1A1A"/>
-          <w:sz w:val="21"/>
+          <w:sz w:val="22"/>
           <w:szCs w:val="21"/>
         </w:rPr>
         <w:t xml:space="preserve">Raisins are first: </w:t>
@@ -2521,7 +2540,7 @@
         <w:tabs>
           <w:tab w:val="left" w:pos="1300"/>
         </w:tabs>
-        <w:spacing w:before="0" w:after="24" w:line="272" w:lineRule="auto"/>
+        <w:spacing w:before="0" w:after="20" w:line="240" w:lineRule="auto"/>
         <w:ind w:left="1300" w:hanging="868"/>
       </w:pPr>
       <w:r>
@@ -2529,25 +2548,25 @@
           <w:rFonts w:ascii="Avenir Next" w:hAnsi="Avenir Next" w:cs="Avenir Next" w:eastAsia="Avenir Next"/>
           <w:b/>
           <w:color w:val="003A70"/>
+          <w:sz w:val="22"/>
+          <w:szCs w:val="18"/>
+        </w:rPr>
+        <w:t xml:space="preserve">Step 2</w:t>
+      </w:r>
+      <w:r>
+        <w:rPr>
+          <w:rFonts w:ascii="Avenir Next" w:hAnsi="Avenir Next" w:cs="Avenir Next" w:eastAsia="Avenir Next"/>
+          <w:color w:val="1A1A1A"/>
           <w:sz w:val="18"/>
           <w:szCs w:val="18"/>
         </w:rPr>
-        <w:t xml:space="preserve">Step 2</w:t>
-      </w:r>
-      <w:r>
-        <w:rPr>
-          <w:rFonts w:ascii="Avenir Next" w:hAnsi="Avenir Next" w:cs="Avenir Next" w:eastAsia="Avenir Next"/>
-          <w:color w:val="1A1A1A"/>
-          <w:sz w:val="18"/>
-          <w:szCs w:val="18"/>
-        </w:rPr>
         <w:tab/>
       </w:r>
       <w:r>
         <w:rPr>
           <w:rFonts w:ascii="Avenir Next" w:hAnsi="Avenir Next" w:cs="Avenir Next" w:eastAsia="Avenir Next"/>
           <w:color w:val="1A1A1A"/>
-          <w:sz w:val="21"/>
+          <w:sz w:val="22"/>
           <w:szCs w:val="21"/>
         </w:rPr>
         <w:t xml:space="preserve">Three ways: </w:t>
@@ -2569,7 +2588,7 @@
         <w:tabs>
           <w:tab w:val="left" w:pos="1300"/>
         </w:tabs>
-        <w:spacing w:before="0" w:after="24" w:line="272" w:lineRule="auto"/>
+        <w:spacing w:before="0" w:after="20" w:line="240" w:lineRule="auto"/>
         <w:ind w:left="1300" w:hanging="868"/>
       </w:pPr>
       <w:r>
@@ -2577,28 +2596,47 @@
           <w:rFonts w:ascii="Avenir Next" w:hAnsi="Avenir Next" w:cs="Avenir Next" w:eastAsia="Avenir Next"/>
           <w:b/>
           <w:color w:val="003A70"/>
+          <w:sz w:val="22"/>
+          <w:szCs w:val="18"/>
+        </w:rPr>
+        <w:t xml:space="preserve">Step 3</w:t>
+      </w:r>
+      <w:r>
+        <w:rPr>
+          <w:rFonts w:ascii="Avenir Next" w:hAnsi="Avenir Next" w:cs="Avenir Next" w:eastAsia="Avenir Next"/>
+          <w:color w:val="1A1A1A"/>
           <w:sz w:val="18"/>
           <w:szCs w:val="18"/>
         </w:rPr>
-        <w:t xml:space="preserve">Step 3</w:t>
-      </w:r>
-      <w:r>
-        <w:rPr>
-          <w:rFonts w:ascii="Avenir Next" w:hAnsi="Avenir Next" w:cs="Avenir Next" w:eastAsia="Avenir Next"/>
-          <w:color w:val="1A1A1A"/>
-          <w:sz w:val="18"/>
-          <w:szCs w:val="18"/>
-        </w:rPr>
         <w:tab/>
       </w:r>
       <w:r>
         <w:rPr>
           <w:rFonts w:ascii="Avenir Next" w:hAnsi="Avenir Next" w:cs="Avenir Next" w:eastAsia="Avenir Next"/>
           <w:color w:val="1A1A1A"/>
+          <w:sz w:val="22"/>
+          <w:szCs w:val="21"/>
+        </w:rPr>
+        <w:t xml:space="preserve">Raisins get </w:t>
+      </w:r>
+      <w:r>
+        <w:rPr>
+          <w:rFonts w:ascii="Avenir Next" w:hAnsi="Avenir Next" w:cs="Avenir Next" w:eastAsia="Avenir Next"/>
+          <w:color w:val="1A1A1A"/>
           <w:sz w:val="21"/>
           <w:szCs w:val="21"/>
-        </w:rPr>
-        <w:t xml:space="preserve">Raisins get </w:t>
+          <w:u w:val="single"/>
+        </w:rPr>
+        <w:t xml:space="preserve">                </w:t>
+      </w:r>
+      <w:r>
+        <w:rPr>
+          <w:rFonts w:ascii="Avenir Next" w:hAnsi="Avenir Next" w:cs="Avenir Next" w:eastAsia="Avenir Next"/>
+          <w:color w:val="1A1A1A"/>
+          <w:sz w:val="22"/>
+          <w:szCs w:val="21"/>
+        </w:rPr>
+        <w:t xml:space="preserve"> boxes. Nuts get </w:t>
       </w:r>
       <w:r>
         <w:rPr>
@@ -2614,26 +2652,7 @@
         <w:rPr>
           <w:rFonts w:ascii="Avenir Next" w:hAnsi="Avenir Next" w:cs="Avenir Next" w:eastAsia="Avenir Next"/>
           <w:color w:val="1A1A1A"/>
-          <w:sz w:val="21"/>
-          <w:szCs w:val="21"/>
-        </w:rPr>
-        <w:t xml:space="preserve"> boxes. Nuts get </w:t>
-      </w:r>
-      <w:r>
-        <w:rPr>
-          <w:rFonts w:ascii="Avenir Next" w:hAnsi="Avenir Next" w:cs="Avenir Next" w:eastAsia="Avenir Next"/>
-          <w:color w:val="1A1A1A"/>
-          <w:sz w:val="21"/>
-          <w:szCs w:val="21"/>
-          <w:u w:val="single"/>
-        </w:rPr>
-        <w:t xml:space="preserve">                </w:t>
-      </w:r>
-      <w:r>
-        <w:rPr>
-          <w:rFonts w:ascii="Avenir Next" w:hAnsi="Avenir Next" w:cs="Avenir Next" w:eastAsia="Avenir Next"/>
-          <w:color w:val="1A1A1A"/>
-          <w:sz w:val="21"/>
+          <w:sz w:val="22"/>
           <w:szCs w:val="21"/>
         </w:rPr>
         <w:t xml:space="preserve">.</w:t>
@@ -2650,7 +2669,7 @@
         <w:tabs>
           <w:tab w:val="left" w:pos="432"/>
         </w:tabs>
-        <w:spacing w:before="90" w:after="40" w:line="268" w:lineRule="auto"/>
+        <w:spacing w:before="76" w:after="34" w:line="240" w:lineRule="auto"/>
         <w:ind w:left="432" w:hanging="432"/>
       </w:pPr>
       <w:r>
@@ -2688,7 +2707,7 @@
         <w:tabs>
           <w:tab w:val="left" w:pos="1300"/>
         </w:tabs>
-        <w:spacing w:before="0" w:after="24" w:line="272" w:lineRule="auto"/>
+        <w:spacing w:before="0" w:after="20" w:line="240" w:lineRule="auto"/>
         <w:ind w:left="1300" w:hanging="868"/>
       </w:pPr>
       <w:r>
@@ -2696,25 +2715,25 @@
           <w:rFonts w:ascii="Avenir Next" w:hAnsi="Avenir Next" w:cs="Avenir Next" w:eastAsia="Avenir Next"/>
           <w:b/>
           <w:color w:val="003A70"/>
+          <w:sz w:val="22"/>
+          <w:szCs w:val="18"/>
+        </w:rPr>
+        <w:t xml:space="preserve">Step 1</w:t>
+      </w:r>
+      <w:r>
+        <w:rPr>
+          <w:rFonts w:ascii="Avenir Next" w:hAnsi="Avenir Next" w:cs="Avenir Next" w:eastAsia="Avenir Next"/>
+          <w:color w:val="1A1A1A"/>
           <w:sz w:val="18"/>
           <w:szCs w:val="18"/>
         </w:rPr>
-        <w:t xml:space="preserve">Step 1</w:t>
-      </w:r>
-      <w:r>
-        <w:rPr>
-          <w:rFonts w:ascii="Avenir Next" w:hAnsi="Avenir Next" w:cs="Avenir Next" w:eastAsia="Avenir Next"/>
-          <w:color w:val="1A1A1A"/>
-          <w:sz w:val="18"/>
-          <w:szCs w:val="18"/>
-        </w:rPr>
         <w:tab/>
       </w:r>
       <w:r>
         <w:rPr>
           <w:rFonts w:ascii="Avenir Next" w:hAnsi="Avenir Next" w:cs="Avenir Next" w:eastAsia="Avenir Next"/>
           <w:color w:val="1A1A1A"/>
-          <w:sz w:val="21"/>
+          <w:sz w:val="22"/>
           <w:szCs w:val="21"/>
         </w:rPr>
         <w:t xml:space="preserve">Corn is first: </w:t>
@@ -2736,7 +2755,7 @@
         <w:tabs>
           <w:tab w:val="left" w:pos="1300"/>
         </w:tabs>
-        <w:spacing w:before="0" w:after="24" w:line="272" w:lineRule="auto"/>
+        <w:spacing w:before="0" w:after="20" w:line="240" w:lineRule="auto"/>
         <w:ind w:left="1300" w:hanging="868"/>
       </w:pPr>
       <w:r>
@@ -2744,25 +2763,25 @@
           <w:rFonts w:ascii="Avenir Next" w:hAnsi="Avenir Next" w:cs="Avenir Next" w:eastAsia="Avenir Next"/>
           <w:b/>
           <w:color w:val="003A70"/>
+          <w:sz w:val="22"/>
+          <w:szCs w:val="18"/>
+        </w:rPr>
+        <w:t xml:space="preserve">Step 2</w:t>
+      </w:r>
+      <w:r>
+        <w:rPr>
+          <w:rFonts w:ascii="Avenir Next" w:hAnsi="Avenir Next" w:cs="Avenir Next" w:eastAsia="Avenir Next"/>
+          <w:color w:val="1A1A1A"/>
           <w:sz w:val="18"/>
           <w:szCs w:val="18"/>
         </w:rPr>
-        <w:t xml:space="preserve">Step 2</w:t>
-      </w:r>
-      <w:r>
-        <w:rPr>
-          <w:rFonts w:ascii="Avenir Next" w:hAnsi="Avenir Next" w:cs="Avenir Next" w:eastAsia="Avenir Next"/>
-          <w:color w:val="1A1A1A"/>
-          <w:sz w:val="18"/>
-          <w:szCs w:val="18"/>
-        </w:rPr>
         <w:tab/>
       </w:r>
       <w:r>
         <w:rPr>
           <w:rFonts w:ascii="Avenir Next" w:hAnsi="Avenir Next" w:cs="Avenir Next" w:eastAsia="Avenir Next"/>
           <w:color w:val="1A1A1A"/>
-          <w:sz w:val="21"/>
+          <w:sz w:val="22"/>
           <w:szCs w:val="21"/>
         </w:rPr>
         <w:t xml:space="preserve">Three ways: </w:t>
@@ -2784,7 +2803,7 @@
         <w:tabs>
           <w:tab w:val="left" w:pos="1300"/>
         </w:tabs>
-        <w:spacing w:before="0" w:after="24" w:line="272" w:lineRule="auto"/>
+        <w:spacing w:before="0" w:after="20" w:line="240" w:lineRule="auto"/>
         <w:ind w:left="1300" w:hanging="868"/>
       </w:pPr>
       <w:r>
@@ -2792,28 +2811,47 @@
           <w:rFonts w:ascii="Avenir Next" w:hAnsi="Avenir Next" w:cs="Avenir Next" w:eastAsia="Avenir Next"/>
           <w:b/>
           <w:color w:val="003A70"/>
+          <w:sz w:val="22"/>
+          <w:szCs w:val="18"/>
+        </w:rPr>
+        <w:t xml:space="preserve">Step 3</w:t>
+      </w:r>
+      <w:r>
+        <w:rPr>
+          <w:rFonts w:ascii="Avenir Next" w:hAnsi="Avenir Next" w:cs="Avenir Next" w:eastAsia="Avenir Next"/>
+          <w:color w:val="1A1A1A"/>
           <w:sz w:val="18"/>
           <w:szCs w:val="18"/>
         </w:rPr>
-        <w:t xml:space="preserve">Step 3</w:t>
-      </w:r>
-      <w:r>
-        <w:rPr>
-          <w:rFonts w:ascii="Avenir Next" w:hAnsi="Avenir Next" w:cs="Avenir Next" w:eastAsia="Avenir Next"/>
-          <w:color w:val="1A1A1A"/>
-          <w:sz w:val="18"/>
-          <w:szCs w:val="18"/>
-        </w:rPr>
         <w:tab/>
       </w:r>
       <w:r>
         <w:rPr>
           <w:rFonts w:ascii="Avenir Next" w:hAnsi="Avenir Next" w:cs="Avenir Next" w:eastAsia="Avenir Next"/>
           <w:color w:val="1A1A1A"/>
+          <w:sz w:val="22"/>
+          <w:szCs w:val="21"/>
+        </w:rPr>
+        <w:t xml:space="preserve">Corn gets </w:t>
+      </w:r>
+      <w:r>
+        <w:rPr>
+          <w:rFonts w:ascii="Avenir Next" w:hAnsi="Avenir Next" w:cs="Avenir Next" w:eastAsia="Avenir Next"/>
+          <w:color w:val="1A1A1A"/>
           <w:sz w:val="21"/>
           <w:szCs w:val="21"/>
-        </w:rPr>
-        <w:t xml:space="preserve">Corn gets </w:t>
+          <w:u w:val="single"/>
+        </w:rPr>
+        <w:t xml:space="preserve">                </w:t>
+      </w:r>
+      <w:r>
+        <w:rPr>
+          <w:rFonts w:ascii="Avenir Next" w:hAnsi="Avenir Next" w:cs="Avenir Next" w:eastAsia="Avenir Next"/>
+          <w:color w:val="1A1A1A"/>
+          <w:sz w:val="22"/>
+          <w:szCs w:val="21"/>
+        </w:rPr>
+        <w:t xml:space="preserve"> boxes. Beans get </w:t>
       </w:r>
       <w:r>
         <w:rPr>
@@ -2829,26 +2867,7 @@
         <w:rPr>
           <w:rFonts w:ascii="Avenir Next" w:hAnsi="Avenir Next" w:cs="Avenir Next" w:eastAsia="Avenir Next"/>
           <w:color w:val="1A1A1A"/>
-          <w:sz w:val="21"/>
-          <w:szCs w:val="21"/>
-        </w:rPr>
-        <w:t xml:space="preserve"> boxes. Beans get </w:t>
-      </w:r>
-      <w:r>
-        <w:rPr>
-          <w:rFonts w:ascii="Avenir Next" w:hAnsi="Avenir Next" w:cs="Avenir Next" w:eastAsia="Avenir Next"/>
-          <w:color w:val="1A1A1A"/>
-          <w:sz w:val="21"/>
-          <w:szCs w:val="21"/>
-          <w:u w:val="single"/>
-        </w:rPr>
-        <w:t xml:space="preserve">                </w:t>
-      </w:r>
-      <w:r>
-        <w:rPr>
-          <w:rFonts w:ascii="Avenir Next" w:hAnsi="Avenir Next" w:cs="Avenir Next" w:eastAsia="Avenir Next"/>
-          <w:color w:val="1A1A1A"/>
-          <w:sz w:val="21"/>
+          <w:sz w:val="22"/>
           <w:szCs w:val="21"/>
         </w:rPr>
         <w:t xml:space="preserve">.</w:t>
@@ -2861,6 +2880,7 @@
     </w:p>
     <w:p>
       <w:pPr>
+        <w:pStyle w:val="Heading2"/>
         <w:keepNext/>
         <w:pBdr>
           <w:bottom w:val="single" w:sz="8" w:space="3" w:color="003A70"/>
@@ -2868,7 +2888,7 @@
         <w:tabs>
           <w:tab w:val="right" w:pos="9504"/>
         </w:tabs>
-        <w:spacing w:before="50" w:after="36" w:line="240" w:lineRule="auto"/>
+        <w:spacing w:before="42" w:after="31" w:line="240" w:lineRule="auto"/>
       </w:pPr>
       <w:r>
         <w:rPr>
@@ -2876,7 +2896,7 @@
           <w:b/>
           <w:color w:val="003A70"/>
           <w:spacing w:val="14"/>
-          <w:sz w:val="19"/>
+          <w:sz w:val="22"/>
           <w:szCs w:val="19"/>
         </w:rPr>
         <w:t xml:space="preserve">YOUR TURN</w:t>
@@ -2895,7 +2915,7 @@
           <w:rFonts w:ascii="Avenir Next" w:hAnsi="Avenir Next" w:cs="Avenir Next" w:eastAsia="Avenir Next"/>
           <w:i/>
           <w:color w:val="5A5F66"/>
-          <w:sz w:val="17"/>
+          <w:sz w:val="22"/>
           <w:szCs w:val="17"/>
         </w:rPr>
         <w:t xml:space="preserve">use the steps on your own</w:t>
@@ -2945,7 +2965,7 @@
               <w:tabs>
                 <w:tab w:val="left" w:pos="432"/>
               </w:tabs>
-              <w:spacing w:before="90" w:after="40" w:line="268" w:lineRule="auto"/>
+              <w:spacing w:before="76" w:after="34" w:line="240" w:lineRule="auto"/>
               <w:ind w:left="432" w:hanging="432"/>
             </w:pPr>
             <w:r>
@@ -3018,7 +3038,7 @@
                     <w:tabs>
                       <w:tab w:val="left" w:pos="340"/>
                     </w:tabs>
-                    <w:spacing w:before="0" w:after="0" w:line="276" w:lineRule="auto"/>
+                    <w:spacing w:before="0" w:after="0" w:line="240" w:lineRule="auto"/>
                     <w:ind w:left="340" w:hanging="340"/>
                   </w:pPr>
                   <w:r>
@@ -3080,7 +3100,7 @@
                     <w:tabs>
                       <w:tab w:val="left" w:pos="340"/>
                     </w:tabs>
-                    <w:spacing w:before="0" w:after="0" w:line="276" w:lineRule="auto"/>
+                    <w:spacing w:before="0" w:after="0" w:line="240" w:lineRule="auto"/>
                     <w:ind w:left="340" w:hanging="340"/>
                   </w:pPr>
                   <w:r>
@@ -3148,7 +3168,7 @@
                     <w:tabs>
                       <w:tab w:val="left" w:pos="340"/>
                     </w:tabs>
-                    <w:spacing w:before="0" w:after="0" w:line="276" w:lineRule="auto"/>
+                    <w:spacing w:before="0" w:after="0" w:line="240" w:lineRule="auto"/>
                     <w:ind w:left="340" w:hanging="340"/>
                   </w:pPr>
                   <w:r>
@@ -3210,7 +3230,7 @@
                     <w:tabs>
                       <w:tab w:val="left" w:pos="340"/>
                     </w:tabs>
-                    <w:spacing w:before="0" w:after="0" w:line="276" w:lineRule="auto"/>
+                    <w:spacing w:before="0" w:after="0" w:line="240" w:lineRule="auto"/>
                     <w:ind w:left="340" w:hanging="340"/>
                   </w:pPr>
                   <w:r>
@@ -3279,6 +3299,7 @@
     </w:p>
     <w:p>
       <w:pPr>
+        <w:pStyle w:val="Heading2"/>
         <w:keepNext/>
         <w:pBdr>
           <w:bottom w:val="single" w:sz="8" w:space="3" w:color="003A70"/>
@@ -3286,7 +3307,7 @@
         <w:tabs>
           <w:tab w:val="right" w:pos="9504"/>
         </w:tabs>
-        <w:spacing w:before="50" w:after="36" w:line="240" w:lineRule="auto"/>
+        <w:spacing w:before="42" w:after="31" w:line="240" w:lineRule="auto"/>
       </w:pPr>
       <w:r>
         <w:rPr>
@@ -3294,7 +3315,7 @@
           <w:b/>
           <w:color w:val="003A70"/>
           <w:spacing w:val="14"/>
-          <w:sz w:val="19"/>
+          <w:sz w:val="22"/>
           <w:szCs w:val="19"/>
         </w:rPr>
         <w:t xml:space="preserve">READY CHECK</w:t>
@@ -3313,7 +3334,7 @@
           <w:rFonts w:ascii="Avenir Next" w:hAnsi="Avenir Next" w:cs="Avenir Next" w:eastAsia="Avenir Next"/>
           <w:i/>
           <w:color w:val="5A5F66"/>
-          <w:sz w:val="17"/>
+          <w:sz w:val="22"/>
           <w:szCs w:val="17"/>
         </w:rPr>
         <w:t xml:space="preserve">a problem like the one in today’s lesson</w:t>
@@ -3363,7 +3384,7 @@
               <w:tabs>
                 <w:tab w:val="left" w:pos="432"/>
               </w:tabs>
-              <w:spacing w:before="90" w:after="40" w:line="268" w:lineRule="auto"/>
+              <w:spacing w:before="76" w:after="34" w:line="240" w:lineRule="auto"/>
               <w:ind w:left="432" w:hanging="432"/>
             </w:pPr>
             <w:r>
@@ -3437,7 +3458,7 @@
                     <w:tabs>
                       <w:tab w:val="left" w:pos="340"/>
                     </w:tabs>
-                    <w:spacing w:before="0" w:after="0" w:line="264" w:lineRule="auto"/>
+                    <w:spacing w:before="0" w:after="0" w:line="240" w:lineRule="auto"/>
                     <w:ind w:left="340" w:hanging="340"/>
                   </w:pPr>
                   <w:r>
@@ -3445,7 +3466,7 @@
                       <w:rFonts w:ascii="Avenir Next" w:hAnsi="Avenir Next" w:cs="Avenir Next" w:eastAsia="Avenir Next"/>
                       <w:b/>
                       <w:color w:val="003A70"/>
-                      <w:sz w:val="21"/>
+                      <w:sz w:val="22"/>
                       <w:szCs w:val="21"/>
                     </w:rPr>
                     <w:t xml:space="preserve">A</w:t>
@@ -3463,7 +3484,7 @@
                     <w:rPr>
                       <w:rFonts w:ascii="Avenir Next" w:hAnsi="Avenir Next" w:cs="Avenir Next" w:eastAsia="Avenir Next"/>
                       <w:color w:val="1A1A1A"/>
-                      <w:sz w:val="21"/>
+                      <w:sz w:val="22"/>
                       <w:szCs w:val="21"/>
                     </w:rPr>
                     <w:t xml:space="preserve">5</w:t>
@@ -3480,7 +3501,7 @@
                     <w:tabs>
                       <w:tab w:val="left" w:pos="340"/>
                     </w:tabs>
-                    <w:spacing w:before="0" w:after="0" w:line="264" w:lineRule="auto"/>
+                    <w:spacing w:before="0" w:after="0" w:line="240" w:lineRule="auto"/>
                     <w:ind w:left="340" w:hanging="340"/>
                   </w:pPr>
                   <w:r>
@@ -3488,7 +3509,7 @@
                       <w:rFonts w:ascii="Avenir Next" w:hAnsi="Avenir Next" w:cs="Avenir Next" w:eastAsia="Avenir Next"/>
                       <w:b/>
                       <w:color w:val="003A70"/>
-                      <w:sz w:val="21"/>
+                      <w:sz w:val="22"/>
                       <w:szCs w:val="21"/>
                     </w:rPr>
                     <w:t xml:space="preserve">B</w:t>
@@ -3506,7 +3527,7 @@
                     <w:rPr>
                       <w:rFonts w:ascii="Avenir Next" w:hAnsi="Avenir Next" w:cs="Avenir Next" w:eastAsia="Avenir Next"/>
                       <w:color w:val="1A1A1A"/>
-                      <w:sz w:val="21"/>
+                      <w:sz w:val="22"/>
                       <w:szCs w:val="21"/>
                     </w:rPr>
                     <w:t xml:space="preserve">3</w:t>
@@ -3523,7 +3544,7 @@
                     <w:tabs>
                       <w:tab w:val="left" w:pos="340"/>
                     </w:tabs>
-                    <w:spacing w:before="0" w:after="0" w:line="264" w:lineRule="auto"/>
+                    <w:spacing w:before="0" w:after="0" w:line="240" w:lineRule="auto"/>
                     <w:ind w:left="340" w:hanging="340"/>
                   </w:pPr>
                   <w:r>
@@ -3531,7 +3552,7 @@
                       <w:rFonts w:ascii="Avenir Next" w:hAnsi="Avenir Next" w:cs="Avenir Next" w:eastAsia="Avenir Next"/>
                       <w:b/>
                       <w:color w:val="003A70"/>
-                      <w:sz w:val="21"/>
+                      <w:sz w:val="22"/>
                       <w:szCs w:val="21"/>
                     </w:rPr>
                     <w:t xml:space="preserve">C</w:t>
@@ -3549,7 +3570,7 @@
                     <w:rPr>
                       <w:rFonts w:ascii="Avenir Next" w:hAnsi="Avenir Next" w:cs="Avenir Next" w:eastAsia="Avenir Next"/>
                       <w:color w:val="1A1A1A"/>
-                      <w:sz w:val="21"/>
+                      <w:sz w:val="22"/>
                       <w:szCs w:val="21"/>
                     </w:rPr>
                     <w:t xml:space="preserve">8</w:t>
@@ -3566,7 +3587,7 @@
                     <w:tabs>
                       <w:tab w:val="left" w:pos="340"/>
                     </w:tabs>
-                    <w:spacing w:before="0" w:after="0" w:line="264" w:lineRule="auto"/>
+                    <w:spacing w:before="0" w:after="0" w:line="240" w:lineRule="auto"/>
                     <w:ind w:left="340" w:hanging="340"/>
                   </w:pPr>
                   <w:r>
@@ -3574,7 +3595,7 @@
                       <w:rFonts w:ascii="Avenir Next" w:hAnsi="Avenir Next" w:cs="Avenir Next" w:eastAsia="Avenir Next"/>
                       <w:b/>
                       <w:color w:val="003A70"/>
-                      <w:sz w:val="21"/>
+                      <w:sz w:val="22"/>
                       <w:szCs w:val="21"/>
                     </w:rPr>
                     <w:t xml:space="preserve">D</w:t>
@@ -3592,7 +3613,7 @@
                     <w:rPr>
                       <w:rFonts w:ascii="Avenir Next" w:hAnsi="Avenir Next" w:cs="Avenir Next" w:eastAsia="Avenir Next"/>
                       <w:color w:val="1A1A1A"/>
-                      <w:sz w:val="21"/>
+                      <w:sz w:val="22"/>
                       <w:szCs w:val="21"/>
                     </w:rPr>
                     <w:t xml:space="preserve">15</w:t>
@@ -3641,19 +3662,42 @@
         <w:tblLook w:val="0000" w:firstRow="0" w:lastRow="0" w:firstColumn="0" w:lastColumn="0" w:noHBand="1" w:noVBand="1"/>
       </w:tblPr>
       <w:tblGrid>
-        <w:gridCol w:w="2000"/>
-        <w:gridCol w:w="2300"/>
-        <w:gridCol w:w="2100"/>
-        <w:gridCol w:w="3104"/>
+        <w:gridCol w:w="1750"/>
+        <w:gridCol w:w="2500"/>
+        <w:gridCol w:w="2200"/>
+        <w:gridCol w:w="3054"/>
       </w:tblGrid>
       <w:tr>
         <w:trPr>
           <w:cantSplit/>
-          <w:trHeight w:val="320" w:hRule="atLeast"/>
+          <w:trHeight w:val="300" w:hRule="atLeast"/>
         </w:trPr>
         <w:tc>
           <w:tcPr>
-            <w:tcW w:w="2000" w:type="dxa"/>
+            <w:tcW w:w="1750" w:type="dxa"/>
+            <w:vAlign w:val="center"/>
+          </w:tcPr>
+          <w:p>
+            <w:pPr>
+              <w:pStyle w:val="Heading2"/>
+              <w:spacing w:before="0" w:after="0" w:line="240" w:lineRule="auto"/>
+            </w:pPr>
+            <w:r>
+              <w:rPr>
+                <w:rFonts w:ascii="Avenir Next" w:hAnsi="Avenir Next" w:cs="Avenir Next" w:eastAsia="Avenir Next"/>
+                <w:b/>
+                <w:color w:val="003A70"/>
+                <w:spacing w:val="12"/>
+                <w:sz w:val="15"/>
+                <w:szCs w:val="15"/>
+              </w:rPr>
+              <w:t xml:space="preserve">CHECK YOURSELF</w:t>
+            </w:r>
+          </w:p>
+        </w:tc>
+        <w:tc>
+          <w:tcPr>
+            <w:tcW w:w="2500" w:type="dxa"/>
             <w:vAlign w:val="center"/>
           </w:tcPr>
           <w:p>
@@ -3662,20 +3706,27 @@
             </w:pPr>
             <w:r>
               <w:rPr>
-                <w:rFonts w:ascii="Avenir Next" w:hAnsi="Avenir Next" w:cs="Avenir Next" w:eastAsia="Avenir Next"/>
-                <w:b/>
-                <w:color w:val="003A70"/>
-                <w:spacing w:val="12"/>
-                <w:sz w:val="15"/>
-                <w:szCs w:val="15"/>
-              </w:rPr>
-              <w:t xml:space="preserve">CHECK YOURSELF</w:t>
+                <w:rFonts w:ascii="Arial" w:hAnsi="Arial" w:cs="Arial" w:eastAsia="Arial"/>
+                <w:color w:val="1A1A1A"/>
+                <w:sz w:val="20"/>
+                <w:szCs w:val="20"/>
+              </w:rPr>
+              <w:t xml:space="preserve">□</w:t>
+            </w:r>
+            <w:r>
+              <w:rPr>
+                <w:rFonts w:ascii="Avenir Next" w:hAnsi="Avenir Next" w:cs="Avenir Next" w:eastAsia="Avenir Next"/>
+                <w:color w:val="1A1A1A"/>
+                <w:sz w:val="17"/>
+                <w:szCs w:val="17"/>
+              </w:rPr>
+              <w:t xml:space="preserve">  I can do this on my own</w:t>
             </w:r>
           </w:p>
         </w:tc>
         <w:tc>
           <w:tcPr>
-            <w:tcW w:w="2300" w:type="dxa"/>
+            <w:tcW w:w="2200" w:type="dxa"/>
             <w:vAlign w:val="center"/>
           </w:tcPr>
           <w:p>
@@ -3686,8 +3737,8 @@
               <w:rPr>
                 <w:rFonts w:ascii="Arial" w:hAnsi="Arial" w:cs="Arial" w:eastAsia="Arial"/>
                 <w:color w:val="1A1A1A"/>
-                <w:sz w:val="24"/>
-                <w:szCs w:val="24"/>
+                <w:sz w:val="20"/>
+                <w:szCs w:val="20"/>
               </w:rPr>
               <w:t xml:space="preserve">□</w:t>
             </w:r>
@@ -3698,13 +3749,13 @@
                 <w:sz w:val="17"/>
                 <w:szCs w:val="17"/>
               </w:rPr>
-              <w:t xml:space="preserve">  I can do this on my own</w:t>
+              <w:t xml:space="preserve">  I need a little help</w:t>
             </w:r>
           </w:p>
         </w:tc>
         <w:tc>
           <w:tcPr>
-            <w:tcW w:w="2100" w:type="dxa"/>
+            <w:tcW w:w="3054" w:type="dxa"/>
             <w:vAlign w:val="center"/>
           </w:tcPr>
           <w:p>
@@ -3715,37 +3766,8 @@
               <w:rPr>
                 <w:rFonts w:ascii="Arial" w:hAnsi="Arial" w:cs="Arial" w:eastAsia="Arial"/>
                 <w:color w:val="1A1A1A"/>
-                <w:sz w:val="24"/>
-                <w:szCs w:val="24"/>
-              </w:rPr>
-              <w:t xml:space="preserve">□</w:t>
-            </w:r>
-            <w:r>
-              <w:rPr>
-                <w:rFonts w:ascii="Avenir Next" w:hAnsi="Avenir Next" w:cs="Avenir Next" w:eastAsia="Avenir Next"/>
-                <w:color w:val="1A1A1A"/>
-                <w:sz w:val="17"/>
-                <w:szCs w:val="17"/>
-              </w:rPr>
-              <w:t xml:space="preserve">  I need a little help</w:t>
-            </w:r>
-          </w:p>
-        </w:tc>
-        <w:tc>
-          <w:tcPr>
-            <w:tcW w:w="3104" w:type="dxa"/>
-            <w:vAlign w:val="center"/>
-          </w:tcPr>
-          <w:p>
-            <w:pPr>
-              <w:spacing w:before="0" w:after="0" w:line="240" w:lineRule="auto"/>
-            </w:pPr>
-            <w:r>
-              <w:rPr>
-                <w:rFonts w:ascii="Arial" w:hAnsi="Arial" w:cs="Arial" w:eastAsia="Arial"/>
-                <w:color w:val="1A1A1A"/>
-                <w:sz w:val="24"/>
-                <w:szCs w:val="24"/>
+                <w:sz w:val="20"/>
+                <w:szCs w:val="20"/>
               </w:rPr>
               <w:t xml:space="preserve">□</w:t>
             </w:r>
@@ -3780,7 +3802,7 @@
     <w:sectPr>
       <w:footerReference w:type="default" r:id="rIdFooter1"/>
       <w:pgSz w:w="12240" w:h="15840"/>
-      <w:pgMar w:top="893" w:right="1224" w:bottom="835" w:left="1512" w:header="432" w:footer="432" w:gutter="0"/>
+      <w:pgMar w:top="780" w:right="1224" w:bottom="760" w:left="1512" w:header="432" w:footer="432" w:gutter="0"/>
       <w:cols w:space="720"/>
     </w:sectPr>
   </w:body>
@@ -3860,7 +3882,106 @@
               <w:sz w:val="15"/>
               <w:szCs w:val="15"/>
             </w:rPr>
-            <w:t xml:space="preserve">Lesson 3-1  ·  Session 2  ·  Prerequisite Practice B</w:t>
+            <w:t xml:space="preserve">3-1 · Page </w:t>
+          </w:r>
+          <w:r>
+            <w:rPr>
+              <w:rFonts w:ascii="Avenir Next" w:hAnsi="Avenir Next" w:cs="Avenir Next" w:eastAsia="Avenir Next"/>
+              <w:color w:val="5A5F66"/>
+              <w:sz w:val="15"/>
+              <w:szCs w:val="15"/>
+            </w:rPr>
+            <w:fldChar w:fldCharType="begin"/>
+          </w:r>
+          <w:r>
+            <w:rPr>
+              <w:rFonts w:ascii="Avenir Next" w:hAnsi="Avenir Next" w:cs="Avenir Next" w:eastAsia="Avenir Next"/>
+              <w:color w:val="5A5F66"/>
+              <w:sz w:val="15"/>
+              <w:szCs w:val="15"/>
+            </w:rPr>
+            <w:instrText xml:space="preserve"> PAGE </w:instrText>
+          </w:r>
+          <w:r>
+            <w:rPr>
+              <w:rFonts w:ascii="Avenir Next" w:hAnsi="Avenir Next" w:cs="Avenir Next" w:eastAsia="Avenir Next"/>
+              <w:color w:val="5A5F66"/>
+              <w:sz w:val="15"/>
+              <w:szCs w:val="15"/>
+            </w:rPr>
+            <w:fldChar w:fldCharType="separate"/>
+          </w:r>
+          <w:r>
+            <w:rPr>
+              <w:rFonts w:ascii="Avenir Next" w:hAnsi="Avenir Next" w:cs="Avenir Next" w:eastAsia="Avenir Next"/>
+              <w:color w:val="5A5F66"/>
+              <w:sz w:val="15"/>
+              <w:szCs w:val="15"/>
+            </w:rPr>
+            <w:t xml:space="preserve">1</w:t>
+          </w:r>
+          <w:r>
+            <w:rPr>
+              <w:rFonts w:ascii="Avenir Next" w:hAnsi="Avenir Next" w:cs="Avenir Next" w:eastAsia="Avenir Next"/>
+              <w:color w:val="5A5F66"/>
+              <w:sz w:val="15"/>
+              <w:szCs w:val="15"/>
+            </w:rPr>
+            <w:fldChar w:fldCharType="end"/>
+          </w:r>
+          <w:r>
+            <w:rPr>
+              <w:rFonts w:ascii="Avenir Next" w:hAnsi="Avenir Next" w:cs="Avenir Next" w:eastAsia="Avenir Next"/>
+              <w:color w:val="5A5F66"/>
+              <w:sz w:val="15"/>
+              <w:szCs w:val="15"/>
+            </w:rPr>
+            <w:t xml:space="preserve"> of </w:t>
+          </w:r>
+          <w:r>
+            <w:rPr>
+              <w:rFonts w:ascii="Avenir Next" w:hAnsi="Avenir Next" w:cs="Avenir Next" w:eastAsia="Avenir Next"/>
+              <w:color w:val="5A5F66"/>
+              <w:sz w:val="15"/>
+              <w:szCs w:val="15"/>
+            </w:rPr>
+            <w:fldChar w:fldCharType="begin"/>
+          </w:r>
+          <w:r>
+            <w:rPr>
+              <w:rFonts w:ascii="Avenir Next" w:hAnsi="Avenir Next" w:cs="Avenir Next" w:eastAsia="Avenir Next"/>
+              <w:color w:val="5A5F66"/>
+              <w:sz w:val="15"/>
+              <w:szCs w:val="15"/>
+            </w:rPr>
+            <w:instrText xml:space="preserve"> NUMPAGES </w:instrText>
+          </w:r>
+          <w:r>
+            <w:rPr>
+              <w:rFonts w:ascii="Avenir Next" w:hAnsi="Avenir Next" w:cs="Avenir Next" w:eastAsia="Avenir Next"/>
+              <w:color w:val="5A5F66"/>
+              <w:sz w:val="15"/>
+              <w:szCs w:val="15"/>
+            </w:rPr>
+            <w:fldChar w:fldCharType="separate"/>
+          </w:r>
+          <w:r>
+            <w:rPr>
+              <w:rFonts w:ascii="Avenir Next" w:hAnsi="Avenir Next" w:cs="Avenir Next" w:eastAsia="Avenir Next"/>
+              <w:color w:val="5A5F66"/>
+              <w:sz w:val="15"/>
+              <w:szCs w:val="15"/>
+            </w:rPr>
+            <w:t xml:space="preserve">1</w:t>
+          </w:r>
+          <w:r>
+            <w:rPr>
+              <w:rFonts w:ascii="Avenir Next" w:hAnsi="Avenir Next" w:cs="Avenir Next" w:eastAsia="Avenir Next"/>
+              <w:color w:val="5A5F66"/>
+              <w:sz w:val="15"/>
+              <w:szCs w:val="15"/>
+            </w:rPr>
+            <w:fldChar w:fldCharType="end"/>
           </w:r>
         </w:p>
       </w:tc>
@@ -3903,5 +4024,23 @@
       </w:tblCellMar>
     </w:tblPr>
   </w:style>
+  <w:style w:type="paragraph" w:styleId="Heading1">
+    <w:name w:val="heading 1"/>
+    <w:basedOn w:val="Normal"/>
+    <w:pPr>
+      <w:outlineLvl w:val="0"/>
+      <w:keepNext w:val="0"/>
+      <w:keepLines w:val="0"/>
+    </w:pPr>
+  </w:style>
+  <w:style w:type="paragraph" w:styleId="Heading2">
+    <w:name w:val="heading 2"/>
+    <w:basedOn w:val="Normal"/>
+    <w:pPr>
+      <w:outlineLvl w:val="1"/>
+      <w:keepNext w:val="0"/>
+      <w:keepLines w:val="0"/>
+    </w:pPr>
+  </w:style>
 </w:styles>
 </file>